--- a/lessons/8-4/downloads/reveal/teacher/8.4-session-1-prerequisite-practice-a.docx
+++ b/lessons/8-4/downloads/reveal/teacher/8.4-session-1-prerequisite-practice-a.docx
@@ -15,10 +15,28 @@
         <w:rPr>
           <w:rFonts w:ascii="Avenir Next" w:hAnsi="Avenir Next" w:cs="Avenir Next" w:eastAsia="Avenir Next"/>
           <w:color w:val="1A1A1A"/>
+          <w:sz w:val="22"/>
+          <w:szCs w:val="20"/>
+        </w:rPr>
+        <w:t xml:space="preserve">Name</w:t>
+      </w:r>
+      <w:r>
+        <w:rPr>
+          <w:rFonts w:ascii="Avenir Next" w:hAnsi="Avenir Next" w:cs="Avenir Next" w:eastAsia="Avenir Next"/>
+          <w:color w:val="1A1A1A"/>
           <w:sz w:val="20"/>
           <w:szCs w:val="20"/>
         </w:rPr>
-        <w:t xml:space="preserve">Name</w:t>
+        <w:tab/>
+      </w:r>
+      <w:r>
+        <w:rPr>
+          <w:rFonts w:ascii="Avenir Next" w:hAnsi="Avenir Next" w:cs="Avenir Next" w:eastAsia="Avenir Next"/>
+          <w:color w:val="1A1A1A"/>
+          <w:sz w:val="22"/>
+          <w:szCs w:val="20"/>
+        </w:rPr>
+        <w:t xml:space="preserve">   Date</w:t>
       </w:r>
       <w:r>
         <w:rPr>
@@ -33,25 +51,7 @@
         <w:rPr>
           <w:rFonts w:ascii="Avenir Next" w:hAnsi="Avenir Next" w:cs="Avenir Next" w:eastAsia="Avenir Next"/>
           <w:color w:val="1A1A1A"/>
-          <w:sz w:val="20"/>
-          <w:szCs w:val="20"/>
-        </w:rPr>
-        <w:t xml:space="preserve">   Date</w:t>
-      </w:r>
-      <w:r>
-        <w:rPr>
-          <w:rFonts w:ascii="Avenir Next" w:hAnsi="Avenir Next" w:cs="Avenir Next" w:eastAsia="Avenir Next"/>
-          <w:color w:val="1A1A1A"/>
-          <w:sz w:val="20"/>
-          <w:szCs w:val="20"/>
-        </w:rPr>
-        <w:tab/>
-      </w:r>
-      <w:r>
-        <w:rPr>
-          <w:rFonts w:ascii="Avenir Next" w:hAnsi="Avenir Next" w:cs="Avenir Next" w:eastAsia="Avenir Next"/>
-          <w:color w:val="1A1A1A"/>
-          <w:sz w:val="20"/>
+          <w:sz w:val="22"/>
           <w:szCs w:val="20"/>
         </w:rPr>
         <w:t xml:space="preserve">   Period</w:t>
@@ -78,7 +78,7 @@
           <w:caps/>
           <w:color w:val="003A70"/>
           <w:spacing w:val="12"/>
-          <w:sz w:val="19"/>
+          <w:sz w:val="22"/>
           <w:szCs w:val="19"/>
         </w:rPr>
         <w:t xml:space="preserve">Lesson 8-4  ·  Session 1  ·  Prerequisite Practice A  ·  Skill 1 of 2</w:t>
@@ -86,6 +86,7 @@
     </w:p>
     <w:p>
       <w:pPr>
+        <w:pStyle w:val="Heading1"/>
         <w:keepNext/>
         <w:spacing w:before="0" w:after="10" w:line="240" w:lineRule="auto"/>
       </w:pPr>
@@ -111,7 +112,7 @@
         <w:rPr>
           <w:rFonts w:ascii="Avenir Next" w:hAnsi="Avenir Next" w:cs="Avenir Next" w:eastAsia="Avenir Next"/>
           <w:color w:val="5A5F66"/>
-          <w:sz w:val="17"/>
+          <w:sz w:val="22"/>
           <w:szCs w:val="17"/>
         </w:rPr>
         <w:t xml:space="preserve">Builds on Grade 5 · 5.NBT.A.3b</w:t>
@@ -154,6 +155,7 @@
           </w:tcPr>
           <w:p>
             <w:pPr>
+              <w:pStyle w:val="Heading2"/>
               <w:spacing w:before="0" w:after="0" w:line="252" w:lineRule="auto"/>
             </w:pPr>
             <w:r>
@@ -183,7 +185,7 @@
               <w:rPr>
                 <w:rFonts w:ascii="Avenir Next" w:hAnsi="Avenir Next" w:cs="Avenir Next" w:eastAsia="Avenir Next"/>
                 <w:color w:val="1A1A1A"/>
-                <w:sz w:val="20"/>
+                <w:sz w:val="22"/>
                 <w:szCs w:val="20"/>
               </w:rPr>
               <w:t xml:space="preserve">A game needs more than 9 GB. You ask: is 9 &gt; 9 true?</w:t>
@@ -203,6 +205,7 @@
           </w:tcPr>
           <w:p>
             <w:pPr>
+              <w:pStyle w:val="Heading2"/>
               <w:spacing w:before="0" w:after="0" w:line="252" w:lineRule="auto"/>
             </w:pPr>
             <w:r>
@@ -232,7 +235,7 @@
               <w:rPr>
                 <w:rFonts w:ascii="Avenir Next" w:hAnsi="Avenir Next" w:cs="Avenir Next" w:eastAsia="Avenir Next"/>
                 <w:color w:val="1A1A1A"/>
-                <w:sz w:val="20"/>
+                <w:sz w:val="22"/>
                 <w:szCs w:val="20"/>
               </w:rPr>
               <w:t xml:space="preserve">Compare two numbers with &lt;, &gt;, or =, like 8.5 and 9.  </w:t>
@@ -242,7 +245,7 @@
                 <w:rFonts w:ascii="Avenir Next" w:hAnsi="Avenir Next" w:cs="Avenir Next" w:eastAsia="Avenir Next"/>
                 <w:b/>
                 <w:color w:val="1A1A1A"/>
-                <w:sz w:val="20"/>
+                <w:sz w:val="22"/>
                 <w:szCs w:val="20"/>
               </w:rPr>
               <w:t xml:space="preserve">You will use it in Practice Form A, problems 4 and 5.</w:t>
@@ -253,6 +256,7 @@
     </w:tbl>
     <w:p>
       <w:pPr>
+        <w:pStyle w:val="Heading2"/>
         <w:keepNext/>
         <w:pBdr>
           <w:bottom w:val="single" w:sz="8" w:space="3" w:color="003A70"/>
@@ -268,7 +272,7 @@
           <w:b/>
           <w:color w:val="003A70"/>
           <w:spacing w:val="14"/>
-          <w:sz w:val="19"/>
+          <w:sz w:val="22"/>
           <w:szCs w:val="19"/>
         </w:rPr>
         <w:t xml:space="preserve">STEPS TO FOLLOW</w:t>
@@ -287,7 +291,7 @@
           <w:rFonts w:ascii="Avenir Next" w:hAnsi="Avenir Next" w:cs="Avenir Next" w:eastAsia="Avenir Next"/>
           <w:i/>
           <w:color w:val="5A5F66"/>
-          <w:sz w:val="17"/>
+          <w:sz w:val="22"/>
           <w:szCs w:val="17"/>
         </w:rPr>
         <w:t xml:space="preserve">use these same steps on every problem</w:t>
@@ -329,6 +333,7 @@
           </w:tcPr>
           <w:p>
             <w:pPr>
+              <w:pStyle w:val="Heading1"/>
               <w:spacing w:before="0" w:after="0" w:line="240" w:lineRule="auto"/>
               <w:jc w:val="center"/>
             </w:pPr>
@@ -358,7 +363,7 @@
                 <w:rFonts w:ascii="Avenir Next" w:hAnsi="Avenir Next" w:cs="Avenir Next" w:eastAsia="Avenir Next"/>
                 <w:b/>
                 <w:color w:val="1A1A1A"/>
-                <w:sz w:val="21"/>
+                <w:sz w:val="22"/>
                 <w:szCs w:val="21"/>
               </w:rPr>
               <w:t xml:space="preserve">Line up</w:t>
@@ -367,7 +372,7 @@
               <w:rPr>
                 <w:rFonts w:ascii="Avenir Next" w:hAnsi="Avenir Next" w:cs="Avenir Next" w:eastAsia="Avenir Next"/>
                 <w:color w:val="1A1A1A"/>
-                <w:sz w:val="21"/>
+                <w:sz w:val="22"/>
                 <w:szCs w:val="21"/>
               </w:rPr>
               <w:t xml:space="preserve"> the place values. Compare the biggest place first.</w:t>
@@ -386,6 +391,7 @@
           </w:tcPr>
           <w:p>
             <w:pPr>
+              <w:pStyle w:val="Heading1"/>
               <w:spacing w:before="0" w:after="0" w:line="240" w:lineRule="auto"/>
               <w:jc w:val="center"/>
             </w:pPr>
@@ -414,7 +420,7 @@
               <w:rPr>
                 <w:rFonts w:ascii="Avenir Next" w:hAnsi="Avenir Next" w:cs="Avenir Next" w:eastAsia="Avenir Next"/>
                 <w:color w:val="1A1A1A"/>
-                <w:sz w:val="21"/>
+                <w:sz w:val="22"/>
                 <w:szCs w:val="21"/>
               </w:rPr>
               <w:t xml:space="preserve">If those digits match, </w:t>
@@ -424,7 +430,7 @@
                 <w:rFonts w:ascii="Avenir Next" w:hAnsi="Avenir Next" w:cs="Avenir Next" w:eastAsia="Avenir Next"/>
                 <w:b/>
                 <w:color w:val="1A1A1A"/>
-                <w:sz w:val="21"/>
+                <w:sz w:val="22"/>
                 <w:szCs w:val="21"/>
               </w:rPr>
               <w:t xml:space="preserve">move</w:t>
@@ -433,7 +439,7 @@
               <w:rPr>
                 <w:rFonts w:ascii="Avenir Next" w:hAnsi="Avenir Next" w:cs="Avenir Next" w:eastAsia="Avenir Next"/>
                 <w:color w:val="1A1A1A"/>
-                <w:sz w:val="21"/>
+                <w:sz w:val="22"/>
                 <w:szCs w:val="21"/>
               </w:rPr>
               <w:t xml:space="preserve"> to the next place.</w:t>
@@ -452,6 +458,7 @@
           </w:tcPr>
           <w:p>
             <w:pPr>
+              <w:pStyle w:val="Heading1"/>
               <w:spacing w:before="0" w:after="0" w:line="240" w:lineRule="auto"/>
               <w:jc w:val="center"/>
             </w:pPr>
@@ -481,7 +488,7 @@
                 <w:rFonts w:ascii="Avenir Next" w:hAnsi="Avenir Next" w:cs="Avenir Next" w:eastAsia="Avenir Next"/>
                 <w:b/>
                 <w:color w:val="1A1A1A"/>
-                <w:sz w:val="21"/>
+                <w:sz w:val="22"/>
                 <w:szCs w:val="21"/>
               </w:rPr>
               <w:t xml:space="preserve">Write</w:t>
@@ -490,7 +497,7 @@
               <w:rPr>
                 <w:rFonts w:ascii="Avenir Next" w:hAnsi="Avenir Next" w:cs="Avenir Next" w:eastAsia="Avenir Next"/>
                 <w:color w:val="1A1A1A"/>
-                <w:sz w:val="21"/>
+                <w:sz w:val="22"/>
                 <w:szCs w:val="21"/>
               </w:rPr>
               <w:t xml:space="preserve"> &lt;, &gt;, or =. The symbol opens to the greater number.</w:t>
@@ -501,6 +508,7 @@
     </w:tbl>
     <w:p>
       <w:pPr>
+        <w:pStyle w:val="Heading2"/>
         <w:keepNext/>
         <w:pBdr>
           <w:bottom w:val="single" w:sz="8" w:space="3" w:color="003A70"/>
@@ -516,7 +524,7 @@
           <w:b/>
           <w:color w:val="003A70"/>
           <w:spacing w:val="14"/>
-          <w:sz w:val="19"/>
+          <w:sz w:val="22"/>
           <w:szCs w:val="19"/>
         </w:rPr>
         <w:t xml:space="preserve">WATCH ME</w:t>
@@ -535,7 +543,7 @@
           <w:rFonts w:ascii="Avenir Next" w:hAnsi="Avenir Next" w:cs="Avenir Next" w:eastAsia="Avenir Next"/>
           <w:i/>
           <w:color w:val="5A5F66"/>
-          <w:sz w:val="17"/>
+          <w:sz w:val="22"/>
           <w:szCs w:val="17"/>
         </w:rPr>
         <w:t xml:space="preserve">the steps in action</w:t>
@@ -550,7 +558,7 @@
           <w:rFonts w:ascii="Avenir Next" w:hAnsi="Avenir Next" w:cs="Avenir Next" w:eastAsia="Avenir Next"/>
           <w:b/>
           <w:color w:val="1A1A1A"/>
-          <w:sz w:val="21"/>
+          <w:sz w:val="22"/>
           <w:szCs w:val="21"/>
         </w:rPr>
         <w:t xml:space="preserve">Compare 44.75 and 45.</w:t>
@@ -569,25 +577,25 @@
           <w:rFonts w:ascii="Avenir Next" w:hAnsi="Avenir Next" w:cs="Avenir Next" w:eastAsia="Avenir Next"/>
           <w:b/>
           <w:color w:val="003A70"/>
+          <w:sz w:val="22"/>
+          <w:szCs w:val="19"/>
+        </w:rPr>
+        <w:t xml:space="preserve">Step 1</w:t>
+      </w:r>
+      <w:r>
+        <w:rPr>
+          <w:rFonts w:ascii="Avenir Next" w:hAnsi="Avenir Next" w:cs="Avenir Next" w:eastAsia="Avenir Next"/>
+          <w:color w:val="1A1A1A"/>
           <w:sz w:val="19"/>
           <w:szCs w:val="19"/>
         </w:rPr>
-        <w:t xml:space="preserve">Step 1</w:t>
-      </w:r>
-      <w:r>
-        <w:rPr>
-          <w:rFonts w:ascii="Avenir Next" w:hAnsi="Avenir Next" w:cs="Avenir Next" w:eastAsia="Avenir Next"/>
-          <w:color w:val="1A1A1A"/>
-          <w:sz w:val="19"/>
-          <w:szCs w:val="19"/>
-        </w:rPr>
         <w:tab/>
       </w:r>
       <w:r>
         <w:rPr>
           <w:rFonts w:ascii="Avenir Next" w:hAnsi="Avenir Next" w:cs="Avenir Next" w:eastAsia="Avenir Next"/>
           <w:color w:val="1A1A1A"/>
-          <w:sz w:val="21"/>
+          <w:sz w:val="22"/>
           <w:szCs w:val="21"/>
         </w:rPr>
         <w:t xml:space="preserve">Tens: 4 and 4 match.</w:t>
@@ -606,25 +614,25 @@
           <w:rFonts w:ascii="Avenir Next" w:hAnsi="Avenir Next" w:cs="Avenir Next" w:eastAsia="Avenir Next"/>
           <w:b/>
           <w:color w:val="003A70"/>
+          <w:sz w:val="22"/>
+          <w:szCs w:val="19"/>
+        </w:rPr>
+        <w:t xml:space="preserve">Step 2</w:t>
+      </w:r>
+      <w:r>
+        <w:rPr>
+          <w:rFonts w:ascii="Avenir Next" w:hAnsi="Avenir Next" w:cs="Avenir Next" w:eastAsia="Avenir Next"/>
+          <w:color w:val="1A1A1A"/>
           <w:sz w:val="19"/>
           <w:szCs w:val="19"/>
         </w:rPr>
-        <w:t xml:space="preserve">Step 2</w:t>
-      </w:r>
-      <w:r>
-        <w:rPr>
-          <w:rFonts w:ascii="Avenir Next" w:hAnsi="Avenir Next" w:cs="Avenir Next" w:eastAsia="Avenir Next"/>
-          <w:color w:val="1A1A1A"/>
-          <w:sz w:val="19"/>
-          <w:szCs w:val="19"/>
-        </w:rPr>
         <w:tab/>
       </w:r>
       <w:r>
         <w:rPr>
           <w:rFonts w:ascii="Avenir Next" w:hAnsi="Avenir Next" w:cs="Avenir Next" w:eastAsia="Avenir Next"/>
           <w:color w:val="1A1A1A"/>
-          <w:sz w:val="21"/>
+          <w:sz w:val="22"/>
           <w:szCs w:val="21"/>
         </w:rPr>
         <w:t xml:space="preserve">Ones: 4 &lt; 5.</w:t>
@@ -643,25 +651,25 @@
           <w:rFonts w:ascii="Avenir Next" w:hAnsi="Avenir Next" w:cs="Avenir Next" w:eastAsia="Avenir Next"/>
           <w:b/>
           <w:color w:val="003A70"/>
+          <w:sz w:val="22"/>
+          <w:szCs w:val="19"/>
+        </w:rPr>
+        <w:t xml:space="preserve">Step 3</w:t>
+      </w:r>
+      <w:r>
+        <w:rPr>
+          <w:rFonts w:ascii="Avenir Next" w:hAnsi="Avenir Next" w:cs="Avenir Next" w:eastAsia="Avenir Next"/>
+          <w:color w:val="1A1A1A"/>
           <w:sz w:val="19"/>
           <w:szCs w:val="19"/>
         </w:rPr>
-        <w:t xml:space="preserve">Step 3</w:t>
-      </w:r>
-      <w:r>
-        <w:rPr>
-          <w:rFonts w:ascii="Avenir Next" w:hAnsi="Avenir Next" w:cs="Avenir Next" w:eastAsia="Avenir Next"/>
-          <w:color w:val="1A1A1A"/>
-          <w:sz w:val="19"/>
-          <w:szCs w:val="19"/>
-        </w:rPr>
         <w:tab/>
       </w:r>
       <w:r>
         <w:rPr>
           <w:rFonts w:ascii="Avenir Next" w:hAnsi="Avenir Next" w:cs="Avenir Next" w:eastAsia="Avenir Next"/>
           <w:color w:val="1A1A1A"/>
-          <w:sz w:val="21"/>
+          <w:sz w:val="22"/>
           <w:szCs w:val="21"/>
         </w:rPr>
         <w:t xml:space="preserve">44.75 &lt; 45.</w:t>
@@ -680,18 +688,18 @@
           <w:rFonts w:ascii="Avenir Next" w:hAnsi="Avenir Next" w:cs="Avenir Next" w:eastAsia="Avenir Next"/>
           <w:b/>
           <w:color w:val="1A1A1A"/>
+          <w:sz w:val="22"/>
+          <w:szCs w:val="21"/>
+        </w:rPr>
+        <w:t xml:space="preserve">Answer</w:t>
+      </w:r>
+      <w:r>
+        <w:rPr>
+          <w:rFonts w:ascii="Avenir Next" w:hAnsi="Avenir Next" w:cs="Avenir Next" w:eastAsia="Avenir Next"/>
+          <w:color w:val="1A1A1A"/>
           <w:sz w:val="21"/>
           <w:szCs w:val="21"/>
         </w:rPr>
-        <w:t xml:space="preserve">Answer</w:t>
-      </w:r>
-      <w:r>
-        <w:rPr>
-          <w:rFonts w:ascii="Avenir Next" w:hAnsi="Avenir Next" w:cs="Avenir Next" w:eastAsia="Avenir Next"/>
-          <w:color w:val="1A1A1A"/>
-          <w:sz w:val="21"/>
-          <w:szCs w:val="21"/>
-        </w:rPr>
         <w:tab/>
       </w:r>
       <w:r>
@@ -699,7 +707,7 @@
           <w:rFonts w:ascii="Avenir Next" w:hAnsi="Avenir Next" w:cs="Avenir Next" w:eastAsia="Avenir Next"/>
           <w:b/>
           <w:color w:val="1A1A1A"/>
-          <w:sz w:val="21"/>
+          <w:sz w:val="22"/>
           <w:szCs w:val="21"/>
         </w:rPr>
         <w:t xml:space="preserve">44.75 &lt; 45</w:t>
@@ -707,6 +715,7 @@
     </w:p>
     <w:p>
       <w:pPr>
+        <w:pStyle w:val="Heading2"/>
         <w:keepNext/>
         <w:pBdr>
           <w:bottom w:val="single" w:sz="8" w:space="3" w:color="003A70"/>
@@ -722,7 +731,7 @@
           <w:b/>
           <w:color w:val="003A70"/>
           <w:spacing w:val="14"/>
-          <w:sz w:val="19"/>
+          <w:sz w:val="22"/>
           <w:szCs w:val="19"/>
         </w:rPr>
         <w:t xml:space="preserve">TRY IT WITH HELP</w:t>
@@ -741,7 +750,7 @@
           <w:rFonts w:ascii="Avenir Next" w:hAnsi="Avenir Next" w:cs="Avenir Next" w:eastAsia="Avenir Next"/>
           <w:i/>
           <w:color w:val="5A5F66"/>
-          <w:sz w:val="17"/>
+          <w:sz w:val="22"/>
           <w:szCs w:val="17"/>
         </w:rPr>
         <w:t xml:space="preserve">fill in each step</w:t>
@@ -799,35 +808,35 @@
           <w:rFonts w:ascii="Avenir Next" w:hAnsi="Avenir Next" w:cs="Avenir Next" w:eastAsia="Avenir Next"/>
           <w:b/>
           <w:color w:val="003A70"/>
+          <w:sz w:val="22"/>
+          <w:szCs w:val="18"/>
+        </w:rPr>
+        <w:t xml:space="preserve">Step 1</w:t>
+      </w:r>
+      <w:r>
+        <w:rPr>
+          <w:rFonts w:ascii="Avenir Next" w:hAnsi="Avenir Next" w:cs="Avenir Next" w:eastAsia="Avenir Next"/>
+          <w:color w:val="1A1A1A"/>
           <w:sz w:val="18"/>
           <w:szCs w:val="18"/>
         </w:rPr>
-        <w:t xml:space="preserve">Step 1</w:t>
-      </w:r>
-      <w:r>
-        <w:rPr>
-          <w:rFonts w:ascii="Avenir Next" w:hAnsi="Avenir Next" w:cs="Avenir Next" w:eastAsia="Avenir Next"/>
-          <w:color w:val="1A1A1A"/>
-          <w:sz w:val="18"/>
-          <w:szCs w:val="18"/>
-        </w:rPr>
         <w:tab/>
       </w:r>
       <w:r>
         <w:rPr>
           <w:rFonts w:ascii="Avenir Next" w:hAnsi="Avenir Next" w:cs="Avenir Next" w:eastAsia="Avenir Next"/>
           <w:color w:val="1A1A1A"/>
+          <w:sz w:val="22"/>
+          <w:szCs w:val="21"/>
+        </w:rPr>
+        <w:t xml:space="preserve">Hundreds: 1 and 1 </w:t>
+      </w:r>
+      <w:r>
+        <w:rPr>
+          <w:rFonts w:ascii="Avenir Next" w:hAnsi="Avenir Next" w:cs="Avenir Next" w:eastAsia="Avenir Next"/>
+          <w:color w:val="1A1A1A"/>
           <w:sz w:val="21"/>
           <w:szCs w:val="21"/>
-        </w:rPr>
-        <w:t xml:space="preserve">Hundreds: 1 and 1 </w:t>
-      </w:r>
-      <w:r>
-        <w:rPr>
-          <w:rFonts w:ascii="Avenir Next" w:hAnsi="Avenir Next" w:cs="Avenir Next" w:eastAsia="Avenir Next"/>
-          <w:color w:val="1A1A1A"/>
-          <w:sz w:val="21"/>
-          <w:szCs w:val="21"/>
           <w:u w:val="single"/>
         </w:rPr>
         <w:t xml:space="preserve">                </w:t>
@@ -836,7 +845,7 @@
         <w:rPr>
           <w:rFonts w:ascii="Avenir Next" w:hAnsi="Avenir Next" w:cs="Avenir Next" w:eastAsia="Avenir Next"/>
           <w:color w:val="1A1A1A"/>
-          <w:sz w:val="21"/>
+          <w:sz w:val="22"/>
           <w:szCs w:val="21"/>
         </w:rPr>
         <w:t xml:space="preserve">.</w:t>
@@ -856,35 +865,35 @@
           <w:rFonts w:ascii="Avenir Next" w:hAnsi="Avenir Next" w:cs="Avenir Next" w:eastAsia="Avenir Next"/>
           <w:b/>
           <w:color w:val="003A70"/>
+          <w:sz w:val="22"/>
+          <w:szCs w:val="18"/>
+        </w:rPr>
+        <w:t xml:space="preserve">Step 2</w:t>
+      </w:r>
+      <w:r>
+        <w:rPr>
+          <w:rFonts w:ascii="Avenir Next" w:hAnsi="Avenir Next" w:cs="Avenir Next" w:eastAsia="Avenir Next"/>
+          <w:color w:val="1A1A1A"/>
           <w:sz w:val="18"/>
           <w:szCs w:val="18"/>
         </w:rPr>
-        <w:t xml:space="preserve">Step 2</w:t>
-      </w:r>
-      <w:r>
-        <w:rPr>
-          <w:rFonts w:ascii="Avenir Next" w:hAnsi="Avenir Next" w:cs="Avenir Next" w:eastAsia="Avenir Next"/>
-          <w:color w:val="1A1A1A"/>
-          <w:sz w:val="18"/>
-          <w:szCs w:val="18"/>
-        </w:rPr>
         <w:tab/>
       </w:r>
       <w:r>
         <w:rPr>
           <w:rFonts w:ascii="Avenir Next" w:hAnsi="Avenir Next" w:cs="Avenir Next" w:eastAsia="Avenir Next"/>
           <w:color w:val="1A1A1A"/>
+          <w:sz w:val="22"/>
+          <w:szCs w:val="21"/>
+        </w:rPr>
+        <w:t xml:space="preserve">Tens: 4 </w:t>
+      </w:r>
+      <w:r>
+        <w:rPr>
+          <w:rFonts w:ascii="Avenir Next" w:hAnsi="Avenir Next" w:cs="Avenir Next" w:eastAsia="Avenir Next"/>
+          <w:color w:val="1A1A1A"/>
           <w:sz w:val="21"/>
           <w:szCs w:val="21"/>
-        </w:rPr>
-        <w:t xml:space="preserve">Tens: 4 </w:t>
-      </w:r>
-      <w:r>
-        <w:rPr>
-          <w:rFonts w:ascii="Avenir Next" w:hAnsi="Avenir Next" w:cs="Avenir Next" w:eastAsia="Avenir Next"/>
-          <w:color w:val="1A1A1A"/>
-          <w:sz w:val="21"/>
-          <w:szCs w:val="21"/>
           <w:u w:val="single"/>
         </w:rPr>
         <w:t xml:space="preserve">                </w:t>
@@ -893,7 +902,7 @@
         <w:rPr>
           <w:rFonts w:ascii="Avenir Next" w:hAnsi="Avenir Next" w:cs="Avenir Next" w:eastAsia="Avenir Next"/>
           <w:color w:val="1A1A1A"/>
-          <w:sz w:val="21"/>
+          <w:sz w:val="22"/>
           <w:szCs w:val="21"/>
         </w:rPr>
         <w:t xml:space="preserve"> 5.</w:t>
@@ -913,35 +922,35 @@
           <w:rFonts w:ascii="Avenir Next" w:hAnsi="Avenir Next" w:cs="Avenir Next" w:eastAsia="Avenir Next"/>
           <w:b/>
           <w:color w:val="003A70"/>
+          <w:sz w:val="22"/>
+          <w:szCs w:val="18"/>
+        </w:rPr>
+        <w:t xml:space="preserve">Step 3</w:t>
+      </w:r>
+      <w:r>
+        <w:rPr>
+          <w:rFonts w:ascii="Avenir Next" w:hAnsi="Avenir Next" w:cs="Avenir Next" w:eastAsia="Avenir Next"/>
+          <w:color w:val="1A1A1A"/>
           <w:sz w:val="18"/>
           <w:szCs w:val="18"/>
         </w:rPr>
-        <w:t xml:space="preserve">Step 3</w:t>
-      </w:r>
-      <w:r>
-        <w:rPr>
-          <w:rFonts w:ascii="Avenir Next" w:hAnsi="Avenir Next" w:cs="Avenir Next" w:eastAsia="Avenir Next"/>
-          <w:color w:val="1A1A1A"/>
-          <w:sz w:val="18"/>
-          <w:szCs w:val="18"/>
-        </w:rPr>
         <w:tab/>
       </w:r>
       <w:r>
         <w:rPr>
           <w:rFonts w:ascii="Avenir Next" w:hAnsi="Avenir Next" w:cs="Avenir Next" w:eastAsia="Avenir Next"/>
           <w:color w:val="1A1A1A"/>
+          <w:sz w:val="22"/>
+          <w:szCs w:val="21"/>
+        </w:rPr>
+        <w:t xml:space="preserve">148 </w:t>
+      </w:r>
+      <w:r>
+        <w:rPr>
+          <w:rFonts w:ascii="Avenir Next" w:hAnsi="Avenir Next" w:cs="Avenir Next" w:eastAsia="Avenir Next"/>
+          <w:color w:val="1A1A1A"/>
           <w:sz w:val="21"/>
           <w:szCs w:val="21"/>
-        </w:rPr>
-        <w:t xml:space="preserve">148 </w:t>
-      </w:r>
-      <w:r>
-        <w:rPr>
-          <w:rFonts w:ascii="Avenir Next" w:hAnsi="Avenir Next" w:cs="Avenir Next" w:eastAsia="Avenir Next"/>
-          <w:color w:val="1A1A1A"/>
-          <w:sz w:val="21"/>
-          <w:szCs w:val="21"/>
           <w:u w:val="single"/>
         </w:rPr>
         <w:t xml:space="preserve">                </w:t>
@@ -950,7 +959,7 @@
         <w:rPr>
           <w:rFonts w:ascii="Avenir Next" w:hAnsi="Avenir Next" w:cs="Avenir Next" w:eastAsia="Avenir Next"/>
           <w:color w:val="1A1A1A"/>
-          <w:sz w:val="21"/>
+          <w:sz w:val="22"/>
           <w:szCs w:val="21"/>
         </w:rPr>
         <w:t xml:space="preserve"> 150.</w:t>
@@ -1013,35 +1022,35 @@
           <w:rFonts w:ascii="Avenir Next" w:hAnsi="Avenir Next" w:cs="Avenir Next" w:eastAsia="Avenir Next"/>
           <w:b/>
           <w:color w:val="003A70"/>
+          <w:sz w:val="22"/>
+          <w:szCs w:val="18"/>
+        </w:rPr>
+        <w:t xml:space="preserve">Step 1</w:t>
+      </w:r>
+      <w:r>
+        <w:rPr>
+          <w:rFonts w:ascii="Avenir Next" w:hAnsi="Avenir Next" w:cs="Avenir Next" w:eastAsia="Avenir Next"/>
+          <w:color w:val="1A1A1A"/>
           <w:sz w:val="18"/>
           <w:szCs w:val="18"/>
         </w:rPr>
-        <w:t xml:space="preserve">Step 1</w:t>
-      </w:r>
-      <w:r>
-        <w:rPr>
-          <w:rFonts w:ascii="Avenir Next" w:hAnsi="Avenir Next" w:cs="Avenir Next" w:eastAsia="Avenir Next"/>
-          <w:color w:val="1A1A1A"/>
-          <w:sz w:val="18"/>
-          <w:szCs w:val="18"/>
-        </w:rPr>
         <w:tab/>
       </w:r>
       <w:r>
         <w:rPr>
           <w:rFonts w:ascii="Avenir Next" w:hAnsi="Avenir Next" w:cs="Avenir Next" w:eastAsia="Avenir Next"/>
           <w:color w:val="1A1A1A"/>
+          <w:sz w:val="22"/>
+          <w:szCs w:val="21"/>
+        </w:rPr>
+        <w:t xml:space="preserve">Tens: 1 and 1 </w:t>
+      </w:r>
+      <w:r>
+        <w:rPr>
+          <w:rFonts w:ascii="Avenir Next" w:hAnsi="Avenir Next" w:cs="Avenir Next" w:eastAsia="Avenir Next"/>
+          <w:color w:val="1A1A1A"/>
           <w:sz w:val="21"/>
           <w:szCs w:val="21"/>
-        </w:rPr>
-        <w:t xml:space="preserve">Tens: 1 and 1 </w:t>
-      </w:r>
-      <w:r>
-        <w:rPr>
-          <w:rFonts w:ascii="Avenir Next" w:hAnsi="Avenir Next" w:cs="Avenir Next" w:eastAsia="Avenir Next"/>
-          <w:color w:val="1A1A1A"/>
-          <w:sz w:val="21"/>
-          <w:szCs w:val="21"/>
           <w:u w:val="single"/>
         </w:rPr>
         <w:t xml:space="preserve">                </w:t>
@@ -1050,7 +1059,7 @@
         <w:rPr>
           <w:rFonts w:ascii="Avenir Next" w:hAnsi="Avenir Next" w:cs="Avenir Next" w:eastAsia="Avenir Next"/>
           <w:color w:val="1A1A1A"/>
-          <w:sz w:val="21"/>
+          <w:sz w:val="22"/>
           <w:szCs w:val="21"/>
         </w:rPr>
         <w:t xml:space="preserve">.</w:t>
@@ -1070,35 +1079,35 @@
           <w:rFonts w:ascii="Avenir Next" w:hAnsi="Avenir Next" w:cs="Avenir Next" w:eastAsia="Avenir Next"/>
           <w:b/>
           <w:color w:val="003A70"/>
+          <w:sz w:val="22"/>
+          <w:szCs w:val="18"/>
+        </w:rPr>
+        <w:t xml:space="preserve">Step 2</w:t>
+      </w:r>
+      <w:r>
+        <w:rPr>
+          <w:rFonts w:ascii="Avenir Next" w:hAnsi="Avenir Next" w:cs="Avenir Next" w:eastAsia="Avenir Next"/>
+          <w:color w:val="1A1A1A"/>
           <w:sz w:val="18"/>
           <w:szCs w:val="18"/>
         </w:rPr>
-        <w:t xml:space="preserve">Step 2</w:t>
-      </w:r>
-      <w:r>
-        <w:rPr>
-          <w:rFonts w:ascii="Avenir Next" w:hAnsi="Avenir Next" w:cs="Avenir Next" w:eastAsia="Avenir Next"/>
-          <w:color w:val="1A1A1A"/>
-          <w:sz w:val="18"/>
-          <w:szCs w:val="18"/>
-        </w:rPr>
         <w:tab/>
       </w:r>
       <w:r>
         <w:rPr>
           <w:rFonts w:ascii="Avenir Next" w:hAnsi="Avenir Next" w:cs="Avenir Next" w:eastAsia="Avenir Next"/>
           <w:color w:val="1A1A1A"/>
+          <w:sz w:val="22"/>
+          <w:szCs w:val="21"/>
+        </w:rPr>
+        <w:t xml:space="preserve">Ones: 3 and 3 </w:t>
+      </w:r>
+      <w:r>
+        <w:rPr>
+          <w:rFonts w:ascii="Avenir Next" w:hAnsi="Avenir Next" w:cs="Avenir Next" w:eastAsia="Avenir Next"/>
+          <w:color w:val="1A1A1A"/>
           <w:sz w:val="21"/>
           <w:szCs w:val="21"/>
-        </w:rPr>
-        <w:t xml:space="preserve">Ones: 3 and 3 </w:t>
-      </w:r>
-      <w:r>
-        <w:rPr>
-          <w:rFonts w:ascii="Avenir Next" w:hAnsi="Avenir Next" w:cs="Avenir Next" w:eastAsia="Avenir Next"/>
-          <w:color w:val="1A1A1A"/>
-          <w:sz w:val="21"/>
-          <w:szCs w:val="21"/>
           <w:u w:val="single"/>
         </w:rPr>
         <w:t xml:space="preserve">                </w:t>
@@ -1107,7 +1116,7 @@
         <w:rPr>
           <w:rFonts w:ascii="Avenir Next" w:hAnsi="Avenir Next" w:cs="Avenir Next" w:eastAsia="Avenir Next"/>
           <w:color w:val="1A1A1A"/>
-          <w:sz w:val="21"/>
+          <w:sz w:val="22"/>
           <w:szCs w:val="21"/>
         </w:rPr>
         <w:t xml:space="preserve">.</w:t>
@@ -1127,35 +1136,35 @@
           <w:rFonts w:ascii="Avenir Next" w:hAnsi="Avenir Next" w:cs="Avenir Next" w:eastAsia="Avenir Next"/>
           <w:b/>
           <w:color w:val="003A70"/>
+          <w:sz w:val="22"/>
+          <w:szCs w:val="18"/>
+        </w:rPr>
+        <w:t xml:space="preserve">Step 3</w:t>
+      </w:r>
+      <w:r>
+        <w:rPr>
+          <w:rFonts w:ascii="Avenir Next" w:hAnsi="Avenir Next" w:cs="Avenir Next" w:eastAsia="Avenir Next"/>
+          <w:color w:val="1A1A1A"/>
           <w:sz w:val="18"/>
           <w:szCs w:val="18"/>
         </w:rPr>
-        <w:t xml:space="preserve">Step 3</w:t>
-      </w:r>
-      <w:r>
-        <w:rPr>
-          <w:rFonts w:ascii="Avenir Next" w:hAnsi="Avenir Next" w:cs="Avenir Next" w:eastAsia="Avenir Next"/>
-          <w:color w:val="1A1A1A"/>
-          <w:sz w:val="18"/>
-          <w:szCs w:val="18"/>
-        </w:rPr>
         <w:tab/>
       </w:r>
       <w:r>
         <w:rPr>
           <w:rFonts w:ascii="Avenir Next" w:hAnsi="Avenir Next" w:cs="Avenir Next" w:eastAsia="Avenir Next"/>
           <w:color w:val="1A1A1A"/>
+          <w:sz w:val="22"/>
+          <w:szCs w:val="21"/>
+        </w:rPr>
+        <w:t xml:space="preserve">13 </w:t>
+      </w:r>
+      <w:r>
+        <w:rPr>
+          <w:rFonts w:ascii="Avenir Next" w:hAnsi="Avenir Next" w:cs="Avenir Next" w:eastAsia="Avenir Next"/>
+          <w:color w:val="1A1A1A"/>
           <w:sz w:val="21"/>
           <w:szCs w:val="21"/>
-        </w:rPr>
-        <w:t xml:space="preserve">13 </w:t>
-      </w:r>
-      <w:r>
-        <w:rPr>
-          <w:rFonts w:ascii="Avenir Next" w:hAnsi="Avenir Next" w:cs="Avenir Next" w:eastAsia="Avenir Next"/>
-          <w:color w:val="1A1A1A"/>
-          <w:sz w:val="21"/>
-          <w:szCs w:val="21"/>
           <w:u w:val="single"/>
         </w:rPr>
         <w:t xml:space="preserve">                </w:t>
@@ -1164,7 +1173,7 @@
         <w:rPr>
           <w:rFonts w:ascii="Avenir Next" w:hAnsi="Avenir Next" w:cs="Avenir Next" w:eastAsia="Avenir Next"/>
           <w:color w:val="1A1A1A"/>
-          <w:sz w:val="21"/>
+          <w:sz w:val="22"/>
           <w:szCs w:val="21"/>
         </w:rPr>
         <w:t xml:space="preserve"> 13.</w:t>
@@ -1177,6 +1186,7 @@
     </w:p>
     <w:p>
       <w:pPr>
+        <w:pStyle w:val="Heading2"/>
         <w:keepNext/>
         <w:pBdr>
           <w:bottom w:val="single" w:sz="8" w:space="3" w:color="003A70"/>
@@ -1192,7 +1202,7 @@
           <w:b/>
           <w:color w:val="003A70"/>
           <w:spacing w:val="14"/>
-          <w:sz w:val="19"/>
+          <w:sz w:val="22"/>
           <w:szCs w:val="19"/>
         </w:rPr>
         <w:t xml:space="preserve">YOUR TURN</w:t>
@@ -1211,7 +1221,7 @@
           <w:rFonts w:ascii="Avenir Next" w:hAnsi="Avenir Next" w:cs="Avenir Next" w:eastAsia="Avenir Next"/>
           <w:i/>
           <w:color w:val="5A5F66"/>
-          <w:sz w:val="17"/>
+          <w:sz w:val="22"/>
           <w:szCs w:val="17"/>
         </w:rPr>
         <w:t xml:space="preserve">use the steps on your own</w:t>
@@ -1401,7 +1411,7 @@
                       <w:szCs w:val="22"/>
                       <w:u w:val="single"/>
                     </w:rPr>
-                    <w:t xml:space="preserve">    </w:t>
+                    <w:t xml:space="preserve">        </w:t>
                   </w:r>
                 </w:p>
               </w:tc>
@@ -1481,7 +1491,7 @@
                       <w:szCs w:val="22"/>
                       <w:u w:val="single"/>
                     </w:rPr>
-                    <w:t xml:space="preserve">    </w:t>
+                    <w:t xml:space="preserve">        </w:t>
                   </w:r>
                 </w:p>
               </w:tc>
@@ -1561,7 +1571,7 @@
                       <w:szCs w:val="22"/>
                       <w:u w:val="single"/>
                     </w:rPr>
-                    <w:t xml:space="preserve">    </w:t>
+                    <w:t xml:space="preserve">        </w:t>
                   </w:r>
                 </w:p>
               </w:tc>
@@ -1647,7 +1657,7 @@
                       <w:szCs w:val="22"/>
                       <w:u w:val="single"/>
                     </w:rPr>
-                    <w:t xml:space="preserve">    </w:t>
+                    <w:t xml:space="preserve">        </w:t>
                   </w:r>
                 </w:p>
               </w:tc>
@@ -1727,7 +1737,7 @@
                       <w:szCs w:val="22"/>
                       <w:u w:val="single"/>
                     </w:rPr>
-                    <w:t xml:space="preserve">    </w:t>
+                    <w:t xml:space="preserve">        </w:t>
                   </w:r>
                 </w:p>
               </w:tc>
@@ -1807,7 +1817,7 @@
                       <w:szCs w:val="22"/>
                       <w:u w:val="single"/>
                     </w:rPr>
-                    <w:t xml:space="preserve">    </w:t>
+                    <w:t xml:space="preserve">        </w:t>
                   </w:r>
                 </w:p>
               </w:tc>
@@ -1830,7 +1840,7 @@
       <w:pPr>
         <w:pageBreakBefore/>
         <w:keepNext/>
-        <w:spacing w:before="0" w:after="12" w:line="264" w:lineRule="auto"/>
+        <w:spacing w:before="0" w:after="10" w:line="240" w:lineRule="auto"/>
       </w:pPr>
       <w:r>
         <w:rPr>
@@ -1839,7 +1849,7 @@
           <w:caps/>
           <w:color w:val="003A70"/>
           <w:spacing w:val="12"/>
-          <w:sz w:val="19"/>
+          <w:sz w:val="22"/>
           <w:szCs w:val="19"/>
         </w:rPr>
         <w:t xml:space="preserve">Lesson 8-4  ·  Session 1  ·  Prerequisite Practice A  ·  Skill 2 of 2</w:t>
@@ -1847,8 +1857,9 @@
     </w:p>
     <w:p>
       <w:pPr>
+        <w:pStyle w:val="Heading1"/>
         <w:keepNext/>
-        <w:spacing w:before="0" w:after="10" w:line="240" w:lineRule="auto"/>
+        <w:spacing w:before="0" w:after="8" w:line="240" w:lineRule="auto"/>
       </w:pPr>
       <w:r>
         <w:rPr>
@@ -1866,13 +1877,13 @@
         <w:pBdr>
           <w:bottom w:val="single" w:sz="4" w:space="5" w:color="C9CDD2"/>
         </w:pBdr>
-        <w:spacing w:before="0" w:after="60" w:line="264" w:lineRule="auto"/>
+        <w:spacing w:before="0" w:after="51" w:line="240" w:lineRule="auto"/>
       </w:pPr>
       <w:r>
         <w:rPr>
           <w:rFonts w:ascii="Avenir Next" w:hAnsi="Avenir Next" w:cs="Avenir Next" w:eastAsia="Avenir Next"/>
           <w:color w:val="5A5F66"/>
-          <w:sz w:val="17"/>
+          <w:sz w:val="22"/>
           <w:szCs w:val="17"/>
         </w:rPr>
         <w:t xml:space="preserve">Builds on Grade 4 · 4.NBT.A.2</w:t>
@@ -1915,7 +1926,8 @@
           </w:tcPr>
           <w:p>
             <w:pPr>
-              <w:spacing w:before="0" w:after="0" w:line="252" w:lineRule="auto"/>
+              <w:pStyle w:val="Heading2"/>
+              <w:spacing w:before="0" w:after="0" w:line="240" w:lineRule="auto"/>
             </w:pPr>
             <w:r>
               <w:rPr>
@@ -1938,13 +1950,13 @@
           </w:tcPr>
           <w:p>
             <w:pPr>
-              <w:spacing w:before="0" w:after="0" w:line="264" w:lineRule="auto"/>
+              <w:spacing w:before="0" w:after="0" w:line="240" w:lineRule="auto"/>
             </w:pPr>
             <w:r>
               <w:rPr>
                 <w:rFonts w:ascii="Avenir Next" w:hAnsi="Avenir Next" w:cs="Avenir Next" w:eastAsia="Avenir Next"/>
                 <w:color w:val="1A1A1A"/>
-                <w:sz w:val="20"/>
+                <w:sz w:val="22"/>
                 <w:szCs w:val="20"/>
               </w:rPr>
               <w:t xml:space="preserve">“More than 25” and “fewer than 12” each tell you which way to compare.</w:t>
@@ -1964,7 +1976,8 @@
           </w:tcPr>
           <w:p>
             <w:pPr>
-              <w:spacing w:before="0" w:after="0" w:line="252" w:lineRule="auto"/>
+              <w:pStyle w:val="Heading2"/>
+              <w:spacing w:before="0" w:after="0" w:line="240" w:lineRule="auto"/>
             </w:pPr>
             <w:r>
               <w:rPr>
@@ -1987,13 +2000,13 @@
           </w:tcPr>
           <w:p>
             <w:pPr>
-              <w:spacing w:before="0" w:after="0" w:line="264" w:lineRule="auto"/>
+              <w:spacing w:before="0" w:after="0" w:line="240" w:lineRule="auto"/>
             </w:pPr>
             <w:r>
               <w:rPr>
                 <w:rFonts w:ascii="Avenir Next" w:hAnsi="Avenir Next" w:cs="Avenir Next" w:eastAsia="Avenir Next"/>
                 <w:color w:val="1A1A1A"/>
-                <w:sz w:val="20"/>
+                <w:sz w:val="22"/>
                 <w:szCs w:val="20"/>
               </w:rPr>
               <w:t xml:space="preserve">Change a comparison word into &lt; or &gt;, like “taller than” means &gt;.  </w:t>
@@ -2003,7 +2016,7 @@
                 <w:rFonts w:ascii="Avenir Next" w:hAnsi="Avenir Next" w:cs="Avenir Next" w:eastAsia="Avenir Next"/>
                 <w:b/>
                 <w:color w:val="1A1A1A"/>
-                <w:sz w:val="20"/>
+                <w:sz w:val="22"/>
                 <w:szCs w:val="20"/>
               </w:rPr>
               <w:t xml:space="preserve">You will use it in Practice Form A, problems 1 and 2.</w:t>
@@ -2014,6 +2027,7 @@
     </w:tbl>
     <w:p>
       <w:pPr>
+        <w:pStyle w:val="Heading2"/>
         <w:keepNext/>
         <w:pBdr>
           <w:bottom w:val="single" w:sz="8" w:space="3" w:color="003A70"/>
@@ -2021,7 +2035,7 @@
         <w:tabs>
           <w:tab w:val="right" w:pos="9504"/>
         </w:tabs>
-        <w:spacing w:before="50" w:after="36" w:line="240" w:lineRule="auto"/>
+        <w:spacing w:before="42" w:after="31" w:line="240" w:lineRule="auto"/>
       </w:pPr>
       <w:r>
         <w:rPr>
@@ -2029,7 +2043,7 @@
           <w:b/>
           <w:color w:val="003A70"/>
           <w:spacing w:val="14"/>
-          <w:sz w:val="19"/>
+          <w:sz w:val="22"/>
           <w:szCs w:val="19"/>
         </w:rPr>
         <w:t xml:space="preserve">STEPS TO FOLLOW</w:t>
@@ -2048,7 +2062,7 @@
           <w:rFonts w:ascii="Avenir Next" w:hAnsi="Avenir Next" w:cs="Avenir Next" w:eastAsia="Avenir Next"/>
           <w:i/>
           <w:color w:val="5A5F66"/>
-          <w:sz w:val="17"/>
+          <w:sz w:val="22"/>
           <w:szCs w:val="17"/>
         </w:rPr>
         <w:t xml:space="preserve">use these same steps on every problem</w:t>
@@ -2090,6 +2104,7 @@
           </w:tcPr>
           <w:p>
             <w:pPr>
+              <w:pStyle w:val="Heading1"/>
               <w:spacing w:before="0" w:after="0" w:line="240" w:lineRule="auto"/>
               <w:jc w:val="center"/>
             </w:pPr>
@@ -2112,14 +2127,14 @@
           </w:tcPr>
           <w:p>
             <w:pPr>
-              <w:spacing w:before="0" w:after="0" w:line="264" w:lineRule="auto"/>
+              <w:spacing w:before="0" w:after="0" w:line="240" w:lineRule="auto"/>
             </w:pPr>
             <w:r>
               <w:rPr>
                 <w:rFonts w:ascii="Avenir Next" w:hAnsi="Avenir Next" w:cs="Avenir Next" w:eastAsia="Avenir Next"/>
                 <w:b/>
                 <w:color w:val="1A1A1A"/>
-                <w:sz w:val="21"/>
+                <w:sz w:val="22"/>
                 <w:szCs w:val="21"/>
               </w:rPr>
               <w:t xml:space="preserve">Find</w:t>
@@ -2128,7 +2143,7 @@
               <w:rPr>
                 <w:rFonts w:ascii="Avenir Next" w:hAnsi="Avenir Next" w:cs="Avenir Next" w:eastAsia="Avenir Next"/>
                 <w:color w:val="1A1A1A"/>
-                <w:sz w:val="21"/>
+                <w:sz w:val="22"/>
                 <w:szCs w:val="21"/>
               </w:rPr>
               <w:t xml:space="preserve"> the comparison word in the sentence.</w:t>
@@ -2147,6 +2162,7 @@
           </w:tcPr>
           <w:p>
             <w:pPr>
+              <w:pStyle w:val="Heading1"/>
               <w:spacing w:before="0" w:after="0" w:line="240" w:lineRule="auto"/>
               <w:jc w:val="center"/>
             </w:pPr>
@@ -2169,14 +2185,14 @@
           </w:tcPr>
           <w:p>
             <w:pPr>
-              <w:spacing w:before="0" w:after="0" w:line="264" w:lineRule="auto"/>
+              <w:spacing w:before="0" w:after="0" w:line="240" w:lineRule="auto"/>
             </w:pPr>
             <w:r>
               <w:rPr>
                 <w:rFonts w:ascii="Avenir Next" w:hAnsi="Avenir Next" w:cs="Avenir Next" w:eastAsia="Avenir Next"/>
                 <w:b/>
                 <w:color w:val="1A1A1A"/>
-                <w:sz w:val="21"/>
+                <w:sz w:val="22"/>
                 <w:szCs w:val="21"/>
               </w:rPr>
               <w:t xml:space="preserve">Decide</w:t>
@@ -2185,7 +2201,7 @@
               <w:rPr>
                 <w:rFonts w:ascii="Avenir Next" w:hAnsi="Avenir Next" w:cs="Avenir Next" w:eastAsia="Avenir Next"/>
                 <w:color w:val="1A1A1A"/>
-                <w:sz w:val="21"/>
+                <w:sz w:val="22"/>
                 <w:szCs w:val="21"/>
               </w:rPr>
               <w:t xml:space="preserve">: does it mean greater or less?</w:t>
@@ -2204,6 +2220,7 @@
           </w:tcPr>
           <w:p>
             <w:pPr>
+              <w:pStyle w:val="Heading1"/>
               <w:spacing w:before="0" w:after="0" w:line="240" w:lineRule="auto"/>
               <w:jc w:val="center"/>
             </w:pPr>
@@ -2226,14 +2243,14 @@
           </w:tcPr>
           <w:p>
             <w:pPr>
-              <w:spacing w:before="0" w:after="0" w:line="264" w:lineRule="auto"/>
+              <w:spacing w:before="0" w:after="0" w:line="240" w:lineRule="auto"/>
             </w:pPr>
             <w:r>
               <w:rPr>
                 <w:rFonts w:ascii="Avenir Next" w:hAnsi="Avenir Next" w:cs="Avenir Next" w:eastAsia="Avenir Next"/>
                 <w:b/>
                 <w:color w:val="1A1A1A"/>
-                <w:sz w:val="21"/>
+                <w:sz w:val="22"/>
                 <w:szCs w:val="21"/>
               </w:rPr>
               <w:t xml:space="preserve">Write</w:t>
@@ -2242,7 +2259,7 @@
               <w:rPr>
                 <w:rFonts w:ascii="Avenir Next" w:hAnsi="Avenir Next" w:cs="Avenir Next" w:eastAsia="Avenir Next"/>
                 <w:color w:val="1A1A1A"/>
-                <w:sz w:val="21"/>
+                <w:sz w:val="22"/>
                 <w:szCs w:val="21"/>
               </w:rPr>
               <w:t xml:space="preserve"> the first number, the symbol, then the second number.</w:t>
@@ -2253,6 +2270,7 @@
     </w:tbl>
     <w:p>
       <w:pPr>
+        <w:pStyle w:val="Heading2"/>
         <w:keepNext/>
         <w:pBdr>
           <w:bottom w:val="single" w:sz="8" w:space="3" w:color="003A70"/>
@@ -2260,7 +2278,7 @@
         <w:tabs>
           <w:tab w:val="right" w:pos="9504"/>
         </w:tabs>
-        <w:spacing w:before="50" w:after="36" w:line="240" w:lineRule="auto"/>
+        <w:spacing w:before="42" w:after="31" w:line="240" w:lineRule="auto"/>
       </w:pPr>
       <w:r>
         <w:rPr>
@@ -2268,7 +2286,7 @@
           <w:b/>
           <w:color w:val="003A70"/>
           <w:spacing w:val="14"/>
-          <w:sz w:val="19"/>
+          <w:sz w:val="22"/>
           <w:szCs w:val="19"/>
         </w:rPr>
         <w:t xml:space="preserve">WATCH ME</w:t>
@@ -2287,7 +2305,7 @@
           <w:rFonts w:ascii="Avenir Next" w:hAnsi="Avenir Next" w:cs="Avenir Next" w:eastAsia="Avenir Next"/>
           <w:i/>
           <w:color w:val="5A5F66"/>
-          <w:sz w:val="17"/>
+          <w:sz w:val="22"/>
           <w:szCs w:val="17"/>
         </w:rPr>
         <w:t xml:space="preserve">the steps in action</w:t>
@@ -2295,14 +2313,14 @@
     </w:p>
     <w:p>
       <w:pPr>
-        <w:spacing w:before="0" w:after="40" w:line="264" w:lineRule="auto"/>
+        <w:spacing w:before="0" w:after="34" w:line="240" w:lineRule="auto"/>
       </w:pPr>
       <w:r>
         <w:rPr>
           <w:rFonts w:ascii="Avenir Next" w:hAnsi="Avenir Next" w:cs="Avenir Next" w:eastAsia="Avenir Next"/>
           <w:b/>
           <w:color w:val="1A1A1A"/>
-          <w:sz w:val="21"/>
+          <w:sz w:val="22"/>
           <w:szCs w:val="21"/>
         </w:rPr>
         <w:t xml:space="preserve">Write with a symbol: 52 inches is taller than 48 inches.</w:t>
@@ -2313,7 +2331,7 @@
         <w:tabs>
           <w:tab w:val="left" w:pos="950"/>
         </w:tabs>
-        <w:spacing w:before="0" w:after="24" w:line="256" w:lineRule="auto"/>
+        <w:spacing w:before="0" w:after="20" w:line="240" w:lineRule="auto"/>
         <w:ind w:left="950" w:hanging="950"/>
       </w:pPr>
       <w:r>
@@ -2321,25 +2339,25 @@
           <w:rFonts w:ascii="Avenir Next" w:hAnsi="Avenir Next" w:cs="Avenir Next" w:eastAsia="Avenir Next"/>
           <w:b/>
           <w:color w:val="003A70"/>
+          <w:sz w:val="22"/>
+          <w:szCs w:val="19"/>
+        </w:rPr>
+        <w:t xml:space="preserve">Step 1</w:t>
+      </w:r>
+      <w:r>
+        <w:rPr>
+          <w:rFonts w:ascii="Avenir Next" w:hAnsi="Avenir Next" w:cs="Avenir Next" w:eastAsia="Avenir Next"/>
+          <w:color w:val="1A1A1A"/>
           <w:sz w:val="19"/>
           <w:szCs w:val="19"/>
         </w:rPr>
-        <w:t xml:space="preserve">Step 1</w:t>
-      </w:r>
-      <w:r>
-        <w:rPr>
-          <w:rFonts w:ascii="Avenir Next" w:hAnsi="Avenir Next" w:cs="Avenir Next" w:eastAsia="Avenir Next"/>
-          <w:color w:val="1A1A1A"/>
-          <w:sz w:val="19"/>
-          <w:szCs w:val="19"/>
-        </w:rPr>
         <w:tab/>
       </w:r>
       <w:r>
         <w:rPr>
           <w:rFonts w:ascii="Avenir Next" w:hAnsi="Avenir Next" w:cs="Avenir Next" w:eastAsia="Avenir Next"/>
           <w:color w:val="1A1A1A"/>
-          <w:sz w:val="21"/>
+          <w:sz w:val="22"/>
           <w:szCs w:val="21"/>
         </w:rPr>
         <w:t xml:space="preserve">The word is “taller than.”</w:t>
@@ -2350,7 +2368,7 @@
         <w:tabs>
           <w:tab w:val="left" w:pos="950"/>
         </w:tabs>
-        <w:spacing w:before="0" w:after="24" w:line="256" w:lineRule="auto"/>
+        <w:spacing w:before="0" w:after="20" w:line="240" w:lineRule="auto"/>
         <w:ind w:left="950" w:hanging="950"/>
       </w:pPr>
       <w:r>
@@ -2358,25 +2376,25 @@
           <w:rFonts w:ascii="Avenir Next" w:hAnsi="Avenir Next" w:cs="Avenir Next" w:eastAsia="Avenir Next"/>
           <w:b/>
           <w:color w:val="003A70"/>
+          <w:sz w:val="22"/>
+          <w:szCs w:val="19"/>
+        </w:rPr>
+        <w:t xml:space="preserve">Step 2</w:t>
+      </w:r>
+      <w:r>
+        <w:rPr>
+          <w:rFonts w:ascii="Avenir Next" w:hAnsi="Avenir Next" w:cs="Avenir Next" w:eastAsia="Avenir Next"/>
+          <w:color w:val="1A1A1A"/>
           <w:sz w:val="19"/>
           <w:szCs w:val="19"/>
         </w:rPr>
-        <w:t xml:space="preserve">Step 2</w:t>
-      </w:r>
-      <w:r>
-        <w:rPr>
-          <w:rFonts w:ascii="Avenir Next" w:hAnsi="Avenir Next" w:cs="Avenir Next" w:eastAsia="Avenir Next"/>
-          <w:color w:val="1A1A1A"/>
-          <w:sz w:val="19"/>
-          <w:szCs w:val="19"/>
-        </w:rPr>
         <w:tab/>
       </w:r>
       <w:r>
         <w:rPr>
           <w:rFonts w:ascii="Avenir Next" w:hAnsi="Avenir Next" w:cs="Avenir Next" w:eastAsia="Avenir Next"/>
           <w:color w:val="1A1A1A"/>
-          <w:sz w:val="21"/>
+          <w:sz w:val="22"/>
           <w:szCs w:val="21"/>
         </w:rPr>
         <w:t xml:space="preserve">Taller means greater.</w:t>
@@ -2387,7 +2405,7 @@
         <w:tabs>
           <w:tab w:val="left" w:pos="950"/>
         </w:tabs>
-        <w:spacing w:before="0" w:after="24" w:line="256" w:lineRule="auto"/>
+        <w:spacing w:before="0" w:after="20" w:line="240" w:lineRule="auto"/>
         <w:ind w:left="950" w:hanging="950"/>
       </w:pPr>
       <w:r>
@@ -2395,25 +2413,25 @@
           <w:rFonts w:ascii="Avenir Next" w:hAnsi="Avenir Next" w:cs="Avenir Next" w:eastAsia="Avenir Next"/>
           <w:b/>
           <w:color w:val="003A70"/>
+          <w:sz w:val="22"/>
+          <w:szCs w:val="19"/>
+        </w:rPr>
+        <w:t xml:space="preserve">Step 3</w:t>
+      </w:r>
+      <w:r>
+        <w:rPr>
+          <w:rFonts w:ascii="Avenir Next" w:hAnsi="Avenir Next" w:cs="Avenir Next" w:eastAsia="Avenir Next"/>
+          <w:color w:val="1A1A1A"/>
           <w:sz w:val="19"/>
           <w:szCs w:val="19"/>
         </w:rPr>
-        <w:t xml:space="preserve">Step 3</w:t>
-      </w:r>
-      <w:r>
-        <w:rPr>
-          <w:rFonts w:ascii="Avenir Next" w:hAnsi="Avenir Next" w:cs="Avenir Next" w:eastAsia="Avenir Next"/>
-          <w:color w:val="1A1A1A"/>
-          <w:sz w:val="19"/>
-          <w:szCs w:val="19"/>
-        </w:rPr>
         <w:tab/>
       </w:r>
       <w:r>
         <w:rPr>
           <w:rFonts w:ascii="Avenir Next" w:hAnsi="Avenir Next" w:cs="Avenir Next" w:eastAsia="Avenir Next"/>
           <w:color w:val="1A1A1A"/>
-          <w:sz w:val="21"/>
+          <w:sz w:val="22"/>
           <w:szCs w:val="21"/>
         </w:rPr>
         <w:t xml:space="preserve">52 &gt; 48.</w:t>
@@ -2424,7 +2442,7 @@
         <w:tabs>
           <w:tab w:val="left" w:pos="950"/>
         </w:tabs>
-        <w:spacing w:before="20" w:after="0" w:line="256" w:lineRule="auto"/>
+        <w:spacing w:before="17" w:after="0" w:line="240" w:lineRule="auto"/>
         <w:ind w:left="950" w:hanging="950"/>
       </w:pPr>
       <w:r>
@@ -2432,18 +2450,18 @@
           <w:rFonts w:ascii="Avenir Next" w:hAnsi="Avenir Next" w:cs="Avenir Next" w:eastAsia="Avenir Next"/>
           <w:b/>
           <w:color w:val="1A1A1A"/>
+          <w:sz w:val="22"/>
+          <w:szCs w:val="21"/>
+        </w:rPr>
+        <w:t xml:space="preserve">Answer</w:t>
+      </w:r>
+      <w:r>
+        <w:rPr>
+          <w:rFonts w:ascii="Avenir Next" w:hAnsi="Avenir Next" w:cs="Avenir Next" w:eastAsia="Avenir Next"/>
+          <w:color w:val="1A1A1A"/>
           <w:sz w:val="21"/>
           <w:szCs w:val="21"/>
         </w:rPr>
-        <w:t xml:space="preserve">Answer</w:t>
-      </w:r>
-      <w:r>
-        <w:rPr>
-          <w:rFonts w:ascii="Avenir Next" w:hAnsi="Avenir Next" w:cs="Avenir Next" w:eastAsia="Avenir Next"/>
-          <w:color w:val="1A1A1A"/>
-          <w:sz w:val="21"/>
-          <w:szCs w:val="21"/>
-        </w:rPr>
         <w:tab/>
       </w:r>
       <w:r>
@@ -2451,7 +2469,7 @@
           <w:rFonts w:ascii="Avenir Next" w:hAnsi="Avenir Next" w:cs="Avenir Next" w:eastAsia="Avenir Next"/>
           <w:b/>
           <w:color w:val="1A1A1A"/>
-          <w:sz w:val="21"/>
+          <w:sz w:val="22"/>
           <w:szCs w:val="21"/>
         </w:rPr>
         <w:t xml:space="preserve">52 &gt; 48</w:t>
@@ -2459,6 +2477,7 @@
     </w:p>
     <w:p>
       <w:pPr>
+        <w:pStyle w:val="Heading2"/>
         <w:keepNext/>
         <w:pBdr>
           <w:bottom w:val="single" w:sz="8" w:space="3" w:color="003A70"/>
@@ -2466,7 +2485,7 @@
         <w:tabs>
           <w:tab w:val="right" w:pos="9504"/>
         </w:tabs>
-        <w:spacing w:before="50" w:after="36" w:line="240" w:lineRule="auto"/>
+        <w:spacing w:before="42" w:after="31" w:line="240" w:lineRule="auto"/>
       </w:pPr>
       <w:r>
         <w:rPr>
@@ -2474,7 +2493,7 @@
           <w:b/>
           <w:color w:val="003A70"/>
           <w:spacing w:val="14"/>
-          <w:sz w:val="19"/>
+          <w:sz w:val="22"/>
           <w:szCs w:val="19"/>
         </w:rPr>
         <w:t xml:space="preserve">TRY IT WITH HELP</w:t>
@@ -2493,7 +2512,7 @@
           <w:rFonts w:ascii="Avenir Next" w:hAnsi="Avenir Next" w:cs="Avenir Next" w:eastAsia="Avenir Next"/>
           <w:i/>
           <w:color w:val="5A5F66"/>
-          <w:sz w:val="17"/>
+          <w:sz w:val="22"/>
           <w:szCs w:val="17"/>
         </w:rPr>
         <w:t xml:space="preserve">fill in each step</w:t>
@@ -2505,7 +2524,7 @@
         <w:tabs>
           <w:tab w:val="left" w:pos="432"/>
         </w:tabs>
-        <w:spacing w:before="90" w:after="40" w:line="268" w:lineRule="auto"/>
+        <w:spacing w:before="76" w:after="34" w:line="240" w:lineRule="auto"/>
         <w:ind w:left="432" w:hanging="432"/>
       </w:pPr>
       <w:r>
@@ -2543,7 +2562,7 @@
         <w:tabs>
           <w:tab w:val="left" w:pos="1300"/>
         </w:tabs>
-        <w:spacing w:before="0" w:after="24" w:line="272" w:lineRule="auto"/>
+        <w:spacing w:before="0" w:after="20" w:line="240" w:lineRule="auto"/>
         <w:ind w:left="1300" w:hanging="868"/>
       </w:pPr>
       <w:r>
@@ -2551,35 +2570,35 @@
           <w:rFonts w:ascii="Avenir Next" w:hAnsi="Avenir Next" w:cs="Avenir Next" w:eastAsia="Avenir Next"/>
           <w:b/>
           <w:color w:val="003A70"/>
+          <w:sz w:val="22"/>
+          <w:szCs w:val="18"/>
+        </w:rPr>
+        <w:t xml:space="preserve">Step 1</w:t>
+      </w:r>
+      <w:r>
+        <w:rPr>
+          <w:rFonts w:ascii="Avenir Next" w:hAnsi="Avenir Next" w:cs="Avenir Next" w:eastAsia="Avenir Next"/>
+          <w:color w:val="1A1A1A"/>
           <w:sz w:val="18"/>
           <w:szCs w:val="18"/>
         </w:rPr>
-        <w:t xml:space="preserve">Step 1</w:t>
-      </w:r>
-      <w:r>
-        <w:rPr>
-          <w:rFonts w:ascii="Avenir Next" w:hAnsi="Avenir Next" w:cs="Avenir Next" w:eastAsia="Avenir Next"/>
-          <w:color w:val="1A1A1A"/>
-          <w:sz w:val="18"/>
-          <w:szCs w:val="18"/>
-        </w:rPr>
         <w:tab/>
       </w:r>
       <w:r>
         <w:rPr>
           <w:rFonts w:ascii="Avenir Next" w:hAnsi="Avenir Next" w:cs="Avenir Next" w:eastAsia="Avenir Next"/>
           <w:color w:val="1A1A1A"/>
+          <w:sz w:val="22"/>
+          <w:szCs w:val="21"/>
+        </w:rPr>
+        <w:t xml:space="preserve">The word is “</w:t>
+      </w:r>
+      <w:r>
+        <w:rPr>
+          <w:rFonts w:ascii="Avenir Next" w:hAnsi="Avenir Next" w:cs="Avenir Next" w:eastAsia="Avenir Next"/>
+          <w:color w:val="1A1A1A"/>
           <w:sz w:val="21"/>
           <w:szCs w:val="21"/>
-        </w:rPr>
-        <w:t xml:space="preserve">The word is “</w:t>
-      </w:r>
-      <w:r>
-        <w:rPr>
-          <w:rFonts w:ascii="Avenir Next" w:hAnsi="Avenir Next" w:cs="Avenir Next" w:eastAsia="Avenir Next"/>
-          <w:color w:val="1A1A1A"/>
-          <w:sz w:val="21"/>
-          <w:szCs w:val="21"/>
           <w:u w:val="single"/>
         </w:rPr>
         <w:t xml:space="preserve">                </w:t>
@@ -2588,7 +2607,7 @@
         <w:rPr>
           <w:rFonts w:ascii="Avenir Next" w:hAnsi="Avenir Next" w:cs="Avenir Next" w:eastAsia="Avenir Next"/>
           <w:color w:val="1A1A1A"/>
-          <w:sz w:val="21"/>
+          <w:sz w:val="22"/>
           <w:szCs w:val="21"/>
         </w:rPr>
         <w:t xml:space="preserve"> than.”</w:t>
@@ -2600,7 +2619,7 @@
         <w:tabs>
           <w:tab w:val="left" w:pos="1300"/>
         </w:tabs>
-        <w:spacing w:before="0" w:after="24" w:line="272" w:lineRule="auto"/>
+        <w:spacing w:before="0" w:after="20" w:line="240" w:lineRule="auto"/>
         <w:ind w:left="1300" w:hanging="868"/>
       </w:pPr>
       <w:r>
@@ -2608,35 +2627,35 @@
           <w:rFonts w:ascii="Avenir Next" w:hAnsi="Avenir Next" w:cs="Avenir Next" w:eastAsia="Avenir Next"/>
           <w:b/>
           <w:color w:val="003A70"/>
+          <w:sz w:val="22"/>
+          <w:szCs w:val="18"/>
+        </w:rPr>
+        <w:t xml:space="preserve">Step 2</w:t>
+      </w:r>
+      <w:r>
+        <w:rPr>
+          <w:rFonts w:ascii="Avenir Next" w:hAnsi="Avenir Next" w:cs="Avenir Next" w:eastAsia="Avenir Next"/>
+          <w:color w:val="1A1A1A"/>
           <w:sz w:val="18"/>
           <w:szCs w:val="18"/>
         </w:rPr>
-        <w:t xml:space="preserve">Step 2</w:t>
-      </w:r>
-      <w:r>
-        <w:rPr>
-          <w:rFonts w:ascii="Avenir Next" w:hAnsi="Avenir Next" w:cs="Avenir Next" w:eastAsia="Avenir Next"/>
-          <w:color w:val="1A1A1A"/>
-          <w:sz w:val="18"/>
-          <w:szCs w:val="18"/>
-        </w:rPr>
         <w:tab/>
       </w:r>
       <w:r>
         <w:rPr>
           <w:rFonts w:ascii="Avenir Next" w:hAnsi="Avenir Next" w:cs="Avenir Next" w:eastAsia="Avenir Next"/>
           <w:color w:val="1A1A1A"/>
+          <w:sz w:val="22"/>
+          <w:szCs w:val="21"/>
+        </w:rPr>
+        <w:t xml:space="preserve">Fewer means </w:t>
+      </w:r>
+      <w:r>
+        <w:rPr>
+          <w:rFonts w:ascii="Avenir Next" w:hAnsi="Avenir Next" w:cs="Avenir Next" w:eastAsia="Avenir Next"/>
+          <w:color w:val="1A1A1A"/>
           <w:sz w:val="21"/>
           <w:szCs w:val="21"/>
-        </w:rPr>
-        <w:t xml:space="preserve">Fewer means </w:t>
-      </w:r>
-      <w:r>
-        <w:rPr>
-          <w:rFonts w:ascii="Avenir Next" w:hAnsi="Avenir Next" w:cs="Avenir Next" w:eastAsia="Avenir Next"/>
-          <w:color w:val="1A1A1A"/>
-          <w:sz w:val="21"/>
-          <w:szCs w:val="21"/>
           <w:u w:val="single"/>
         </w:rPr>
         <w:t xml:space="preserve">                </w:t>
@@ -2645,7 +2664,7 @@
         <w:rPr>
           <w:rFonts w:ascii="Avenir Next" w:hAnsi="Avenir Next" w:cs="Avenir Next" w:eastAsia="Avenir Next"/>
           <w:color w:val="1A1A1A"/>
-          <w:sz w:val="21"/>
+          <w:sz w:val="22"/>
           <w:szCs w:val="21"/>
         </w:rPr>
         <w:t xml:space="preserve">.</w:t>
@@ -2657,7 +2676,7 @@
         <w:tabs>
           <w:tab w:val="left" w:pos="1300"/>
         </w:tabs>
-        <w:spacing w:before="0" w:after="24" w:line="272" w:lineRule="auto"/>
+        <w:spacing w:before="0" w:after="20" w:line="240" w:lineRule="auto"/>
         <w:ind w:left="1300" w:hanging="868"/>
       </w:pPr>
       <w:r>
@@ -2665,35 +2684,35 @@
           <w:rFonts w:ascii="Avenir Next" w:hAnsi="Avenir Next" w:cs="Avenir Next" w:eastAsia="Avenir Next"/>
           <w:b/>
           <w:color w:val="003A70"/>
+          <w:sz w:val="22"/>
+          <w:szCs w:val="18"/>
+        </w:rPr>
+        <w:t xml:space="preserve">Step 3</w:t>
+      </w:r>
+      <w:r>
+        <w:rPr>
+          <w:rFonts w:ascii="Avenir Next" w:hAnsi="Avenir Next" w:cs="Avenir Next" w:eastAsia="Avenir Next"/>
+          <w:color w:val="1A1A1A"/>
           <w:sz w:val="18"/>
           <w:szCs w:val="18"/>
         </w:rPr>
-        <w:t xml:space="preserve">Step 3</w:t>
-      </w:r>
-      <w:r>
-        <w:rPr>
-          <w:rFonts w:ascii="Avenir Next" w:hAnsi="Avenir Next" w:cs="Avenir Next" w:eastAsia="Avenir Next"/>
-          <w:color w:val="1A1A1A"/>
-          <w:sz w:val="18"/>
-          <w:szCs w:val="18"/>
-        </w:rPr>
         <w:tab/>
       </w:r>
       <w:r>
         <w:rPr>
           <w:rFonts w:ascii="Avenir Next" w:hAnsi="Avenir Next" w:cs="Avenir Next" w:eastAsia="Avenir Next"/>
           <w:color w:val="1A1A1A"/>
+          <w:sz w:val="22"/>
+          <w:szCs w:val="21"/>
+        </w:rPr>
+        <w:t xml:space="preserve">17 </w:t>
+      </w:r>
+      <w:r>
+        <w:rPr>
+          <w:rFonts w:ascii="Avenir Next" w:hAnsi="Avenir Next" w:cs="Avenir Next" w:eastAsia="Avenir Next"/>
+          <w:color w:val="1A1A1A"/>
           <w:sz w:val="21"/>
           <w:szCs w:val="21"/>
-        </w:rPr>
-        <w:t xml:space="preserve">17 </w:t>
-      </w:r>
-      <w:r>
-        <w:rPr>
-          <w:rFonts w:ascii="Avenir Next" w:hAnsi="Avenir Next" w:cs="Avenir Next" w:eastAsia="Avenir Next"/>
-          <w:color w:val="1A1A1A"/>
-          <w:sz w:val="21"/>
-          <w:szCs w:val="21"/>
           <w:u w:val="single"/>
         </w:rPr>
         <w:t xml:space="preserve">                </w:t>
@@ -2702,7 +2721,7 @@
         <w:rPr>
           <w:rFonts w:ascii="Avenir Next" w:hAnsi="Avenir Next" w:cs="Avenir Next" w:eastAsia="Avenir Next"/>
           <w:color w:val="1A1A1A"/>
-          <w:sz w:val="21"/>
+          <w:sz w:val="22"/>
           <w:szCs w:val="21"/>
         </w:rPr>
         <w:t xml:space="preserve"> 25.</w:t>
@@ -2719,7 +2738,7 @@
         <w:tabs>
           <w:tab w:val="left" w:pos="432"/>
         </w:tabs>
-        <w:spacing w:before="90" w:after="40" w:line="268" w:lineRule="auto"/>
+        <w:spacing w:before="76" w:after="34" w:line="240" w:lineRule="auto"/>
         <w:ind w:left="432" w:hanging="432"/>
       </w:pPr>
       <w:r>
@@ -2757,7 +2776,7 @@
         <w:tabs>
           <w:tab w:val="left" w:pos="1300"/>
         </w:tabs>
-        <w:spacing w:before="0" w:after="24" w:line="272" w:lineRule="auto"/>
+        <w:spacing w:before="0" w:after="20" w:line="240" w:lineRule="auto"/>
         <w:ind w:left="1300" w:hanging="868"/>
       </w:pPr>
       <w:r>
@@ -2765,35 +2784,35 @@
           <w:rFonts w:ascii="Avenir Next" w:hAnsi="Avenir Next" w:cs="Avenir Next" w:eastAsia="Avenir Next"/>
           <w:b/>
           <w:color w:val="003A70"/>
+          <w:sz w:val="22"/>
+          <w:szCs w:val="18"/>
+        </w:rPr>
+        <w:t xml:space="preserve">Step 1</w:t>
+      </w:r>
+      <w:r>
+        <w:rPr>
+          <w:rFonts w:ascii="Avenir Next" w:hAnsi="Avenir Next" w:cs="Avenir Next" w:eastAsia="Avenir Next"/>
+          <w:color w:val="1A1A1A"/>
           <w:sz w:val="18"/>
           <w:szCs w:val="18"/>
         </w:rPr>
-        <w:t xml:space="preserve">Step 1</w:t>
-      </w:r>
-      <w:r>
-        <w:rPr>
-          <w:rFonts w:ascii="Avenir Next" w:hAnsi="Avenir Next" w:cs="Avenir Next" w:eastAsia="Avenir Next"/>
-          <w:color w:val="1A1A1A"/>
-          <w:sz w:val="18"/>
-          <w:szCs w:val="18"/>
-        </w:rPr>
         <w:tab/>
       </w:r>
       <w:r>
         <w:rPr>
           <w:rFonts w:ascii="Avenir Next" w:hAnsi="Avenir Next" w:cs="Avenir Next" w:eastAsia="Avenir Next"/>
           <w:color w:val="1A1A1A"/>
+          <w:sz w:val="22"/>
+          <w:szCs w:val="21"/>
+        </w:rPr>
+        <w:t xml:space="preserve">The word is “</w:t>
+      </w:r>
+      <w:r>
+        <w:rPr>
+          <w:rFonts w:ascii="Avenir Next" w:hAnsi="Avenir Next" w:cs="Avenir Next" w:eastAsia="Avenir Next"/>
+          <w:color w:val="1A1A1A"/>
           <w:sz w:val="21"/>
           <w:szCs w:val="21"/>
-        </w:rPr>
-        <w:t xml:space="preserve">The word is “</w:t>
-      </w:r>
-      <w:r>
-        <w:rPr>
-          <w:rFonts w:ascii="Avenir Next" w:hAnsi="Avenir Next" w:cs="Avenir Next" w:eastAsia="Avenir Next"/>
-          <w:color w:val="1A1A1A"/>
-          <w:sz w:val="21"/>
-          <w:szCs w:val="21"/>
           <w:u w:val="single"/>
         </w:rPr>
         <w:t xml:space="preserve">                </w:t>
@@ -2802,7 +2821,7 @@
         <w:rPr>
           <w:rFonts w:ascii="Avenir Next" w:hAnsi="Avenir Next" w:cs="Avenir Next" w:eastAsia="Avenir Next"/>
           <w:color w:val="1A1A1A"/>
-          <w:sz w:val="21"/>
+          <w:sz w:val="22"/>
           <w:szCs w:val="21"/>
         </w:rPr>
         <w:t xml:space="preserve">.”</w:t>
@@ -2814,7 +2833,7 @@
         <w:tabs>
           <w:tab w:val="left" w:pos="1300"/>
         </w:tabs>
-        <w:spacing w:before="0" w:after="24" w:line="272" w:lineRule="auto"/>
+        <w:spacing w:before="0" w:after="20" w:line="240" w:lineRule="auto"/>
         <w:ind w:left="1300" w:hanging="868"/>
       </w:pPr>
       <w:r>
@@ -2822,35 +2841,35 @@
           <w:rFonts w:ascii="Avenir Next" w:hAnsi="Avenir Next" w:cs="Avenir Next" w:eastAsia="Avenir Next"/>
           <w:b/>
           <w:color w:val="003A70"/>
+          <w:sz w:val="22"/>
+          <w:szCs w:val="18"/>
+        </w:rPr>
+        <w:t xml:space="preserve">Step 2</w:t>
+      </w:r>
+      <w:r>
+        <w:rPr>
+          <w:rFonts w:ascii="Avenir Next" w:hAnsi="Avenir Next" w:cs="Avenir Next" w:eastAsia="Avenir Next"/>
+          <w:color w:val="1A1A1A"/>
           <w:sz w:val="18"/>
           <w:szCs w:val="18"/>
         </w:rPr>
-        <w:t xml:space="preserve">Step 2</w:t>
-      </w:r>
-      <w:r>
-        <w:rPr>
-          <w:rFonts w:ascii="Avenir Next" w:hAnsi="Avenir Next" w:cs="Avenir Next" w:eastAsia="Avenir Next"/>
-          <w:color w:val="1A1A1A"/>
-          <w:sz w:val="18"/>
-          <w:szCs w:val="18"/>
-        </w:rPr>
         <w:tab/>
       </w:r>
       <w:r>
         <w:rPr>
           <w:rFonts w:ascii="Avenir Next" w:hAnsi="Avenir Next" w:cs="Avenir Next" w:eastAsia="Avenir Next"/>
           <w:color w:val="1A1A1A"/>
+          <w:sz w:val="22"/>
+          <w:szCs w:val="21"/>
+        </w:rPr>
+        <w:t xml:space="preserve">Over means </w:t>
+      </w:r>
+      <w:r>
+        <w:rPr>
+          <w:rFonts w:ascii="Avenir Next" w:hAnsi="Avenir Next" w:cs="Avenir Next" w:eastAsia="Avenir Next"/>
+          <w:color w:val="1A1A1A"/>
           <w:sz w:val="21"/>
           <w:szCs w:val="21"/>
-        </w:rPr>
-        <w:t xml:space="preserve">Over means </w:t>
-      </w:r>
-      <w:r>
-        <w:rPr>
-          <w:rFonts w:ascii="Avenir Next" w:hAnsi="Avenir Next" w:cs="Avenir Next" w:eastAsia="Avenir Next"/>
-          <w:color w:val="1A1A1A"/>
-          <w:sz w:val="21"/>
-          <w:szCs w:val="21"/>
           <w:u w:val="single"/>
         </w:rPr>
         <w:t xml:space="preserve">                </w:t>
@@ -2859,7 +2878,7 @@
         <w:rPr>
           <w:rFonts w:ascii="Avenir Next" w:hAnsi="Avenir Next" w:cs="Avenir Next" w:eastAsia="Avenir Next"/>
           <w:color w:val="1A1A1A"/>
-          <w:sz w:val="21"/>
+          <w:sz w:val="22"/>
           <w:szCs w:val="21"/>
         </w:rPr>
         <w:t xml:space="preserve">.</w:t>
@@ -2871,7 +2890,7 @@
         <w:tabs>
           <w:tab w:val="left" w:pos="1300"/>
         </w:tabs>
-        <w:spacing w:before="0" w:after="24" w:line="272" w:lineRule="auto"/>
+        <w:spacing w:before="0" w:after="20" w:line="240" w:lineRule="auto"/>
         <w:ind w:left="1300" w:hanging="868"/>
       </w:pPr>
       <w:r>
@@ -2879,35 +2898,35 @@
           <w:rFonts w:ascii="Avenir Next" w:hAnsi="Avenir Next" w:cs="Avenir Next" w:eastAsia="Avenir Next"/>
           <w:b/>
           <w:color w:val="003A70"/>
+          <w:sz w:val="22"/>
+          <w:szCs w:val="18"/>
+        </w:rPr>
+        <w:t xml:space="preserve">Step 3</w:t>
+      </w:r>
+      <w:r>
+        <w:rPr>
+          <w:rFonts w:ascii="Avenir Next" w:hAnsi="Avenir Next" w:cs="Avenir Next" w:eastAsia="Avenir Next"/>
+          <w:color w:val="1A1A1A"/>
           <w:sz w:val="18"/>
           <w:szCs w:val="18"/>
         </w:rPr>
-        <w:t xml:space="preserve">Step 3</w:t>
-      </w:r>
-      <w:r>
-        <w:rPr>
-          <w:rFonts w:ascii="Avenir Next" w:hAnsi="Avenir Next" w:cs="Avenir Next" w:eastAsia="Avenir Next"/>
-          <w:color w:val="1A1A1A"/>
-          <w:sz w:val="18"/>
-          <w:szCs w:val="18"/>
-        </w:rPr>
         <w:tab/>
       </w:r>
       <w:r>
         <w:rPr>
           <w:rFonts w:ascii="Avenir Next" w:hAnsi="Avenir Next" w:cs="Avenir Next" w:eastAsia="Avenir Next"/>
           <w:color w:val="1A1A1A"/>
+          <w:sz w:val="22"/>
+          <w:szCs w:val="21"/>
+        </w:rPr>
+        <w:t xml:space="preserve">90 </w:t>
+      </w:r>
+      <w:r>
+        <w:rPr>
+          <w:rFonts w:ascii="Avenir Next" w:hAnsi="Avenir Next" w:cs="Avenir Next" w:eastAsia="Avenir Next"/>
+          <w:color w:val="1A1A1A"/>
           <w:sz w:val="21"/>
           <w:szCs w:val="21"/>
-        </w:rPr>
-        <w:t xml:space="preserve">90 </w:t>
-      </w:r>
-      <w:r>
-        <w:rPr>
-          <w:rFonts w:ascii="Avenir Next" w:hAnsi="Avenir Next" w:cs="Avenir Next" w:eastAsia="Avenir Next"/>
-          <w:color w:val="1A1A1A"/>
-          <w:sz w:val="21"/>
-          <w:szCs w:val="21"/>
           <w:u w:val="single"/>
         </w:rPr>
         <w:t xml:space="preserve">                </w:t>
@@ -2916,7 +2935,7 @@
         <w:rPr>
           <w:rFonts w:ascii="Avenir Next" w:hAnsi="Avenir Next" w:cs="Avenir Next" w:eastAsia="Avenir Next"/>
           <w:color w:val="1A1A1A"/>
-          <w:sz w:val="21"/>
+          <w:sz w:val="22"/>
           <w:szCs w:val="21"/>
         </w:rPr>
         <w:t xml:space="preserve"> 85.</w:t>
@@ -2929,6 +2948,7 @@
     </w:p>
     <w:p>
       <w:pPr>
+        <w:pStyle w:val="Heading2"/>
         <w:keepNext/>
         <w:pBdr>
           <w:bottom w:val="single" w:sz="8" w:space="3" w:color="003A70"/>
@@ -2936,7 +2956,7 @@
         <w:tabs>
           <w:tab w:val="right" w:pos="9504"/>
         </w:tabs>
-        <w:spacing w:before="50" w:after="36" w:line="240" w:lineRule="auto"/>
+        <w:spacing w:before="42" w:after="31" w:line="240" w:lineRule="auto"/>
       </w:pPr>
       <w:r>
         <w:rPr>
@@ -2944,7 +2964,7 @@
           <w:b/>
           <w:color w:val="003A70"/>
           <w:spacing w:val="14"/>
-          <w:sz w:val="19"/>
+          <w:sz w:val="22"/>
           <w:szCs w:val="19"/>
         </w:rPr>
         <w:t xml:space="preserve">YOUR TURN</w:t>
@@ -2963,7 +2983,7 @@
           <w:rFonts w:ascii="Avenir Next" w:hAnsi="Avenir Next" w:cs="Avenir Next" w:eastAsia="Avenir Next"/>
           <w:i/>
           <w:color w:val="5A5F66"/>
-          <w:sz w:val="17"/>
+          <w:sz w:val="22"/>
           <w:szCs w:val="17"/>
         </w:rPr>
         <w:t xml:space="preserve">use the steps on your own</w:t>
@@ -3013,7 +3033,7 @@
               <w:tabs>
                 <w:tab w:val="left" w:pos="432"/>
               </w:tabs>
-              <w:spacing w:before="90" w:after="40" w:line="268" w:lineRule="auto"/>
+              <w:spacing w:before="76" w:after="34" w:line="240" w:lineRule="auto"/>
               <w:ind w:left="432" w:hanging="432"/>
             </w:pPr>
             <w:r>
@@ -3086,7 +3106,7 @@
                     <w:tabs>
                       <w:tab w:val="left" w:pos="340"/>
                     </w:tabs>
-                    <w:spacing w:before="0" w:after="0" w:line="276" w:lineRule="auto"/>
+                    <w:spacing w:before="0" w:after="0" w:line="240" w:lineRule="auto"/>
                     <w:ind w:left="340" w:hanging="340"/>
                   </w:pPr>
                   <w:r>
@@ -3134,7 +3154,7 @@
                       <w:szCs w:val="22"/>
                       <w:u w:val="single"/>
                     </w:rPr>
-                    <w:t xml:space="preserve">        </w:t>
+                    <w:t xml:space="preserve">            </w:t>
                   </w:r>
                 </w:p>
               </w:tc>
@@ -3148,7 +3168,7 @@
                     <w:tabs>
                       <w:tab w:val="left" w:pos="340"/>
                     </w:tabs>
-                    <w:spacing w:before="0" w:after="0" w:line="276" w:lineRule="auto"/>
+                    <w:spacing w:before="0" w:after="0" w:line="240" w:lineRule="auto"/>
                     <w:ind w:left="340" w:hanging="340"/>
                   </w:pPr>
                   <w:r>
@@ -3196,7 +3216,7 @@
                       <w:szCs w:val="22"/>
                       <w:u w:val="single"/>
                     </w:rPr>
-                    <w:t xml:space="preserve">        </w:t>
+                    <w:t xml:space="preserve">            </w:t>
                   </w:r>
                 </w:p>
               </w:tc>
@@ -3216,7 +3236,7 @@
                     <w:tabs>
                       <w:tab w:val="left" w:pos="340"/>
                     </w:tabs>
-                    <w:spacing w:before="0" w:after="0" w:line="276" w:lineRule="auto"/>
+                    <w:spacing w:before="0" w:after="0" w:line="240" w:lineRule="auto"/>
                     <w:ind w:left="340" w:hanging="340"/>
                   </w:pPr>
                   <w:r>
@@ -3264,7 +3284,7 @@
                       <w:szCs w:val="22"/>
                       <w:u w:val="single"/>
                     </w:rPr>
-                    <w:t xml:space="preserve">        </w:t>
+                    <w:t xml:space="preserve">            </w:t>
                   </w:r>
                 </w:p>
               </w:tc>
@@ -3278,7 +3298,7 @@
                     <w:tabs>
                       <w:tab w:val="left" w:pos="340"/>
                     </w:tabs>
-                    <w:spacing w:before="0" w:after="0" w:line="276" w:lineRule="auto"/>
+                    <w:spacing w:before="0" w:after="0" w:line="240" w:lineRule="auto"/>
                     <w:ind w:left="340" w:hanging="340"/>
                   </w:pPr>
                   <w:r>
@@ -3326,7 +3346,7 @@
                       <w:szCs w:val="22"/>
                       <w:u w:val="single"/>
                     </w:rPr>
-                    <w:t xml:space="preserve">        </w:t>
+                    <w:t xml:space="preserve">            </w:t>
                   </w:r>
                 </w:p>
               </w:tc>
@@ -3346,7 +3366,7 @@
                     <w:tabs>
                       <w:tab w:val="left" w:pos="340"/>
                     </w:tabs>
-                    <w:spacing w:before="0" w:after="0" w:line="276" w:lineRule="auto"/>
+                    <w:spacing w:before="0" w:after="0" w:line="240" w:lineRule="auto"/>
                     <w:ind w:left="340" w:hanging="340"/>
                   </w:pPr>
                   <w:r>
@@ -3394,7 +3414,7 @@
                       <w:szCs w:val="22"/>
                       <w:u w:val="single"/>
                     </w:rPr>
-                    <w:t xml:space="preserve">        </w:t>
+                    <w:t xml:space="preserve">            </w:t>
                   </w:r>
                 </w:p>
               </w:tc>
@@ -3408,7 +3428,7 @@
                     <w:tabs>
                       <w:tab w:val="left" w:pos="340"/>
                     </w:tabs>
-                    <w:spacing w:before="0" w:after="0" w:line="276" w:lineRule="auto"/>
+                    <w:spacing w:before="0" w:after="0" w:line="240" w:lineRule="auto"/>
                     <w:ind w:left="340" w:hanging="340"/>
                   </w:pPr>
                   <w:r>
@@ -3456,7 +3476,7 @@
                       <w:szCs w:val="22"/>
                       <w:u w:val="single"/>
                     </w:rPr>
-                    <w:t xml:space="preserve">        </w:t>
+                    <w:t xml:space="preserve">            </w:t>
                   </w:r>
                 </w:p>
               </w:tc>
@@ -3477,6 +3497,7 @@
     </w:p>
     <w:p>
       <w:pPr>
+        <w:pStyle w:val="Heading2"/>
         <w:keepNext/>
         <w:pBdr>
           <w:bottom w:val="single" w:sz="8" w:space="3" w:color="003A70"/>
@@ -3484,7 +3505,7 @@
         <w:tabs>
           <w:tab w:val="right" w:pos="9504"/>
         </w:tabs>
-        <w:spacing w:before="50" w:after="36" w:line="240" w:lineRule="auto"/>
+        <w:spacing w:before="42" w:after="31" w:line="240" w:lineRule="auto"/>
       </w:pPr>
       <w:r>
         <w:rPr>
@@ -3492,7 +3513,7 @@
           <w:b/>
           <w:color w:val="003A70"/>
           <w:spacing w:val="14"/>
-          <w:sz w:val="19"/>
+          <w:sz w:val="22"/>
           <w:szCs w:val="19"/>
         </w:rPr>
         <w:t xml:space="preserve">READY CHECK</w:t>
@@ -3511,7 +3532,7 @@
           <w:rFonts w:ascii="Avenir Next" w:hAnsi="Avenir Next" w:cs="Avenir Next" w:eastAsia="Avenir Next"/>
           <w:i/>
           <w:color w:val="5A5F66"/>
-          <w:sz w:val="17"/>
+          <w:sz w:val="22"/>
           <w:szCs w:val="17"/>
         </w:rPr>
         <w:t xml:space="preserve">a problem like the one in today’s lesson</w:t>
@@ -3561,7 +3582,7 @@
               <w:tabs>
                 <w:tab w:val="left" w:pos="432"/>
               </w:tabs>
-              <w:spacing w:before="90" w:after="40" w:line="268" w:lineRule="auto"/>
+              <w:spacing w:before="76" w:after="34" w:line="240" w:lineRule="auto"/>
               <w:ind w:left="432" w:hanging="432"/>
             </w:pPr>
             <w:r>
@@ -3654,7 +3675,7 @@
                     <w:tabs>
                       <w:tab w:val="left" w:pos="340"/>
                     </w:tabs>
-                    <w:spacing w:before="0" w:after="0" w:line="264" w:lineRule="auto"/>
+                    <w:spacing w:before="0" w:after="0" w:line="240" w:lineRule="auto"/>
                     <w:ind w:left="340" w:hanging="340"/>
                   </w:pPr>
                   <w:r>
@@ -3662,35 +3683,35 @@
                       <w:rFonts w:ascii="Avenir Next" w:hAnsi="Avenir Next" w:cs="Avenir Next" w:eastAsia="Avenir Next"/>
                       <w:b/>
                       <w:color w:val="003A70"/>
+                      <w:sz w:val="22"/>
+                      <w:szCs w:val="21"/>
+                    </w:rPr>
+                    <w:t xml:space="preserve">A</w:t>
+                  </w:r>
+                  <w:r>
+                    <w:rPr>
+                      <w:rFonts w:ascii="Avenir Next" w:hAnsi="Avenir Next" w:cs="Avenir Next" w:eastAsia="Avenir Next"/>
+                      <w:color w:val="1A1A1A"/>
                       <w:sz w:val="21"/>
                       <w:szCs w:val="21"/>
                     </w:rPr>
-                    <w:t xml:space="preserve">A</w:t>
-                  </w:r>
-                  <w:r>
-                    <w:rPr>
-                      <w:rFonts w:ascii="Avenir Next" w:hAnsi="Avenir Next" w:cs="Avenir Next" w:eastAsia="Avenir Next"/>
-                      <w:color w:val="1A1A1A"/>
-                      <w:sz w:val="21"/>
+                    <w:tab/>
+                  </w:r>
+                  <w:r>
+                    <w:rPr>
+                      <w:rFonts w:ascii="Avenir Next" w:hAnsi="Avenir Next" w:cs="Avenir Next" w:eastAsia="Avenir Next"/>
+                      <w:i/>
+                      <w:color w:val="1A1A1A"/>
+                      <w:sz w:val="22"/>
                       <w:szCs w:val="21"/>
                     </w:rPr>
-                    <w:tab/>
-                  </w:r>
-                  <w:r>
-                    <w:rPr>
-                      <w:rFonts w:ascii="Avenir Next" w:hAnsi="Avenir Next" w:cs="Avenir Next" w:eastAsia="Avenir Next"/>
-                      <w:i/>
-                      <w:color w:val="1A1A1A"/>
-                      <w:sz w:val="21"/>
-                      <w:szCs w:val="21"/>
-                    </w:rPr>
                     <w:t xml:space="preserve">p</w:t>
                   </w:r>
                   <w:r>
                     <w:rPr>
                       <w:rFonts w:ascii="Avenir Next" w:hAnsi="Avenir Next" w:cs="Avenir Next" w:eastAsia="Avenir Next"/>
                       <w:color w:val="1A1A1A"/>
-                      <w:sz w:val="21"/>
+                      <w:sz w:val="22"/>
                       <w:szCs w:val="21"/>
                     </w:rPr>
                     <w:t xml:space="preserve"> &lt; 40</w:t>
@@ -3707,7 +3728,7 @@
                     <w:tabs>
                       <w:tab w:val="left" w:pos="340"/>
                     </w:tabs>
-                    <w:spacing w:before="0" w:after="0" w:line="264" w:lineRule="auto"/>
+                    <w:spacing w:before="0" w:after="0" w:line="240" w:lineRule="auto"/>
                     <w:ind w:left="340" w:hanging="340"/>
                   </w:pPr>
                   <w:r>
@@ -3715,35 +3736,35 @@
                       <w:rFonts w:ascii="Avenir Next" w:hAnsi="Avenir Next" w:cs="Avenir Next" w:eastAsia="Avenir Next"/>
                       <w:b/>
                       <w:color w:val="003A70"/>
+                      <w:sz w:val="22"/>
+                      <w:szCs w:val="21"/>
+                    </w:rPr>
+                    <w:t xml:space="preserve">B</w:t>
+                  </w:r>
+                  <w:r>
+                    <w:rPr>
+                      <w:rFonts w:ascii="Avenir Next" w:hAnsi="Avenir Next" w:cs="Avenir Next" w:eastAsia="Avenir Next"/>
+                      <w:color w:val="1A1A1A"/>
                       <w:sz w:val="21"/>
                       <w:szCs w:val="21"/>
                     </w:rPr>
-                    <w:t xml:space="preserve">B</w:t>
-                  </w:r>
-                  <w:r>
-                    <w:rPr>
-                      <w:rFonts w:ascii="Avenir Next" w:hAnsi="Avenir Next" w:cs="Avenir Next" w:eastAsia="Avenir Next"/>
-                      <w:color w:val="1A1A1A"/>
-                      <w:sz w:val="21"/>
+                    <w:tab/>
+                  </w:r>
+                  <w:r>
+                    <w:rPr>
+                      <w:rFonts w:ascii="Avenir Next" w:hAnsi="Avenir Next" w:cs="Avenir Next" w:eastAsia="Avenir Next"/>
+                      <w:i/>
+                      <w:color w:val="1A1A1A"/>
+                      <w:sz w:val="22"/>
                       <w:szCs w:val="21"/>
                     </w:rPr>
-                    <w:tab/>
-                  </w:r>
-                  <w:r>
-                    <w:rPr>
-                      <w:rFonts w:ascii="Avenir Next" w:hAnsi="Avenir Next" w:cs="Avenir Next" w:eastAsia="Avenir Next"/>
-                      <w:i/>
-                      <w:color w:val="1A1A1A"/>
-                      <w:sz w:val="21"/>
-                      <w:szCs w:val="21"/>
-                    </w:rPr>
                     <w:t xml:space="preserve">p</w:t>
                   </w:r>
                   <w:r>
                     <w:rPr>
                       <w:rFonts w:ascii="Avenir Next" w:hAnsi="Avenir Next" w:cs="Avenir Next" w:eastAsia="Avenir Next"/>
                       <w:color w:val="1A1A1A"/>
-                      <w:sz w:val="21"/>
+                      <w:sz w:val="22"/>
                       <w:szCs w:val="21"/>
                     </w:rPr>
                     <w:t xml:space="preserve"> &gt; 40</w:t>
@@ -3760,7 +3781,7 @@
                     <w:tabs>
                       <w:tab w:val="left" w:pos="340"/>
                     </w:tabs>
-                    <w:spacing w:before="0" w:after="0" w:line="264" w:lineRule="auto"/>
+                    <w:spacing w:before="0" w:after="0" w:line="240" w:lineRule="auto"/>
                     <w:ind w:left="340" w:hanging="340"/>
                   </w:pPr>
                   <w:r>
@@ -3768,27 +3789,27 @@
                       <w:rFonts w:ascii="Avenir Next" w:hAnsi="Avenir Next" w:cs="Avenir Next" w:eastAsia="Avenir Next"/>
                       <w:b/>
                       <w:color w:val="003A70"/>
+                      <w:sz w:val="22"/>
+                      <w:szCs w:val="21"/>
+                    </w:rPr>
+                    <w:t xml:space="preserve">C</w:t>
+                  </w:r>
+                  <w:r>
+                    <w:rPr>
+                      <w:rFonts w:ascii="Avenir Next" w:hAnsi="Avenir Next" w:cs="Avenir Next" w:eastAsia="Avenir Next"/>
+                      <w:color w:val="1A1A1A"/>
                       <w:sz w:val="21"/>
                       <w:szCs w:val="21"/>
                     </w:rPr>
-                    <w:t xml:space="preserve">C</w:t>
-                  </w:r>
-                  <w:r>
-                    <w:rPr>
-                      <w:rFonts w:ascii="Avenir Next" w:hAnsi="Avenir Next" w:cs="Avenir Next" w:eastAsia="Avenir Next"/>
-                      <w:color w:val="1A1A1A"/>
-                      <w:sz w:val="21"/>
+                    <w:tab/>
+                  </w:r>
+                  <w:r>
+                    <w:rPr>
+                      <w:rFonts w:ascii="Avenir Next" w:hAnsi="Avenir Next" w:cs="Avenir Next" w:eastAsia="Avenir Next"/>
+                      <w:color w:val="1A1A1A"/>
+                      <w:sz w:val="22"/>
                       <w:szCs w:val="21"/>
                     </w:rPr>
-                    <w:tab/>
-                  </w:r>
-                  <w:r>
-                    <w:rPr>
-                      <w:rFonts w:ascii="Avenir Next" w:hAnsi="Avenir Next" w:cs="Avenir Next" w:eastAsia="Avenir Next"/>
-                      <w:color w:val="1A1A1A"/>
-                      <w:sz w:val="21"/>
-                      <w:szCs w:val="21"/>
-                    </w:rPr>
                     <w:t xml:space="preserve">40 &gt; </w:t>
                   </w:r>
                   <w:r>
@@ -3796,7 +3817,7 @@
                       <w:rFonts w:ascii="Avenir Next" w:hAnsi="Avenir Next" w:cs="Avenir Next" w:eastAsia="Avenir Next"/>
                       <w:i/>
                       <w:color w:val="1A1A1A"/>
-                      <w:sz w:val="21"/>
+                      <w:sz w:val="22"/>
                       <w:szCs w:val="21"/>
                     </w:rPr>
                     <w:t xml:space="preserve">p</w:t>
@@ -3813,7 +3834,7 @@
                     <w:tabs>
                       <w:tab w:val="left" w:pos="340"/>
                     </w:tabs>
-                    <w:spacing w:before="0" w:after="0" w:line="264" w:lineRule="auto"/>
+                    <w:spacing w:before="0" w:after="0" w:line="240" w:lineRule="auto"/>
                     <w:ind w:left="340" w:hanging="340"/>
                   </w:pPr>
                   <w:r>
@@ -3821,35 +3842,35 @@
                       <w:rFonts w:ascii="Avenir Next" w:hAnsi="Avenir Next" w:cs="Avenir Next" w:eastAsia="Avenir Next"/>
                       <w:b/>
                       <w:color w:val="003A70"/>
+                      <w:sz w:val="22"/>
+                      <w:szCs w:val="21"/>
+                    </w:rPr>
+                    <w:t xml:space="preserve">D</w:t>
+                  </w:r>
+                  <w:r>
+                    <w:rPr>
+                      <w:rFonts w:ascii="Avenir Next" w:hAnsi="Avenir Next" w:cs="Avenir Next" w:eastAsia="Avenir Next"/>
+                      <w:color w:val="1A1A1A"/>
                       <w:sz w:val="21"/>
                       <w:szCs w:val="21"/>
                     </w:rPr>
-                    <w:t xml:space="preserve">D</w:t>
-                  </w:r>
-                  <w:r>
-                    <w:rPr>
-                      <w:rFonts w:ascii="Avenir Next" w:hAnsi="Avenir Next" w:cs="Avenir Next" w:eastAsia="Avenir Next"/>
-                      <w:color w:val="1A1A1A"/>
-                      <w:sz w:val="21"/>
+                    <w:tab/>
+                  </w:r>
+                  <w:r>
+                    <w:rPr>
+                      <w:rFonts w:ascii="Avenir Next" w:hAnsi="Avenir Next" w:cs="Avenir Next" w:eastAsia="Avenir Next"/>
+                      <w:i/>
+                      <w:color w:val="1A1A1A"/>
+                      <w:sz w:val="22"/>
                       <w:szCs w:val="21"/>
                     </w:rPr>
-                    <w:tab/>
-                  </w:r>
-                  <w:r>
-                    <w:rPr>
-                      <w:rFonts w:ascii="Avenir Next" w:hAnsi="Avenir Next" w:cs="Avenir Next" w:eastAsia="Avenir Next"/>
-                      <w:i/>
-                      <w:color w:val="1A1A1A"/>
-                      <w:sz w:val="21"/>
-                      <w:szCs w:val="21"/>
-                    </w:rPr>
                     <w:t xml:space="preserve">p</w:t>
                   </w:r>
                   <w:r>
                     <w:rPr>
                       <w:rFonts w:ascii="Avenir Next" w:hAnsi="Avenir Next" w:cs="Avenir Next" w:eastAsia="Avenir Next"/>
                       <w:color w:val="1A1A1A"/>
-                      <w:sz w:val="21"/>
+                      <w:sz w:val="22"/>
                       <w:szCs w:val="21"/>
                     </w:rPr>
                     <w:t xml:space="preserve"> = 40</w:t>
@@ -3898,19 +3919,42 @@
         <w:tblLook w:val="0000" w:firstRow="0" w:lastRow="0" w:firstColumn="0" w:lastColumn="0" w:noHBand="1" w:noVBand="1"/>
       </w:tblPr>
       <w:tblGrid>
-        <w:gridCol w:w="2000"/>
-        <w:gridCol w:w="2300"/>
-        <w:gridCol w:w="2100"/>
-        <w:gridCol w:w="3104"/>
+        <w:gridCol w:w="1750"/>
+        <w:gridCol w:w="2500"/>
+        <w:gridCol w:w="2200"/>
+        <w:gridCol w:w="3054"/>
       </w:tblGrid>
       <w:tr>
         <w:trPr>
           <w:cantSplit/>
-          <w:trHeight w:val="320" w:hRule="atLeast"/>
+          <w:trHeight w:val="300" w:hRule="atLeast"/>
         </w:trPr>
         <w:tc>
           <w:tcPr>
-            <w:tcW w:w="2000" w:type="dxa"/>
+            <w:tcW w:w="1750" w:type="dxa"/>
+            <w:vAlign w:val="center"/>
+          </w:tcPr>
+          <w:p>
+            <w:pPr>
+              <w:pStyle w:val="Heading2"/>
+              <w:spacing w:before="0" w:after="0" w:line="240" w:lineRule="auto"/>
+            </w:pPr>
+            <w:r>
+              <w:rPr>
+                <w:rFonts w:ascii="Avenir Next" w:hAnsi="Avenir Next" w:cs="Avenir Next" w:eastAsia="Avenir Next"/>
+                <w:b/>
+                <w:color w:val="003A70"/>
+                <w:spacing w:val="12"/>
+                <w:sz w:val="15"/>
+                <w:szCs w:val="15"/>
+              </w:rPr>
+              <w:t xml:space="preserve">CHECK YOURSELF</w:t>
+            </w:r>
+          </w:p>
+        </w:tc>
+        <w:tc>
+          <w:tcPr>
+            <w:tcW w:w="2500" w:type="dxa"/>
             <w:vAlign w:val="center"/>
           </w:tcPr>
           <w:p>
@@ -3919,20 +3963,27 @@
             </w:pPr>
             <w:r>
               <w:rPr>
-                <w:rFonts w:ascii="Avenir Next" w:hAnsi="Avenir Next" w:cs="Avenir Next" w:eastAsia="Avenir Next"/>
-                <w:b/>
-                <w:color w:val="003A70"/>
-                <w:spacing w:val="12"/>
-                <w:sz w:val="15"/>
-                <w:szCs w:val="15"/>
-              </w:rPr>
-              <w:t xml:space="preserve">CHECK YOURSELF</w:t>
+                <w:rFonts w:ascii="Arial" w:hAnsi="Arial" w:cs="Arial" w:eastAsia="Arial"/>
+                <w:color w:val="1A1A1A"/>
+                <w:sz w:val="20"/>
+                <w:szCs w:val="20"/>
+              </w:rPr>
+              <w:t xml:space="preserve">□</w:t>
+            </w:r>
+            <w:r>
+              <w:rPr>
+                <w:rFonts w:ascii="Avenir Next" w:hAnsi="Avenir Next" w:cs="Avenir Next" w:eastAsia="Avenir Next"/>
+                <w:color w:val="1A1A1A"/>
+                <w:sz w:val="17"/>
+                <w:szCs w:val="17"/>
+              </w:rPr>
+              <w:t xml:space="preserve">  I can do this on my own</w:t>
             </w:r>
           </w:p>
         </w:tc>
         <w:tc>
           <w:tcPr>
-            <w:tcW w:w="2300" w:type="dxa"/>
+            <w:tcW w:w="2200" w:type="dxa"/>
             <w:vAlign w:val="center"/>
           </w:tcPr>
           <w:p>
@@ -3943,8 +3994,8 @@
               <w:rPr>
                 <w:rFonts w:ascii="Arial" w:hAnsi="Arial" w:cs="Arial" w:eastAsia="Arial"/>
                 <w:color w:val="1A1A1A"/>
-                <w:sz w:val="24"/>
-                <w:szCs w:val="24"/>
+                <w:sz w:val="20"/>
+                <w:szCs w:val="20"/>
               </w:rPr>
               <w:t xml:space="preserve">□</w:t>
             </w:r>
@@ -3955,13 +4006,13 @@
                 <w:sz w:val="17"/>
                 <w:szCs w:val="17"/>
               </w:rPr>
-              <w:t xml:space="preserve">  I can do this on my own</w:t>
+              <w:t xml:space="preserve">  I need a little help</w:t>
             </w:r>
           </w:p>
         </w:tc>
         <w:tc>
           <w:tcPr>
-            <w:tcW w:w="2100" w:type="dxa"/>
+            <w:tcW w:w="3054" w:type="dxa"/>
             <w:vAlign w:val="center"/>
           </w:tcPr>
           <w:p>
@@ -3972,37 +4023,8 @@
               <w:rPr>
                 <w:rFonts w:ascii="Arial" w:hAnsi="Arial" w:cs="Arial" w:eastAsia="Arial"/>
                 <w:color w:val="1A1A1A"/>
-                <w:sz w:val="24"/>
-                <w:szCs w:val="24"/>
-              </w:rPr>
-              <w:t xml:space="preserve">□</w:t>
-            </w:r>
-            <w:r>
-              <w:rPr>
-                <w:rFonts w:ascii="Avenir Next" w:hAnsi="Avenir Next" w:cs="Avenir Next" w:eastAsia="Avenir Next"/>
-                <w:color w:val="1A1A1A"/>
-                <w:sz w:val="17"/>
-                <w:szCs w:val="17"/>
-              </w:rPr>
-              <w:t xml:space="preserve">  I need a little help</w:t>
-            </w:r>
-          </w:p>
-        </w:tc>
-        <w:tc>
-          <w:tcPr>
-            <w:tcW w:w="3104" w:type="dxa"/>
-            <w:vAlign w:val="center"/>
-          </w:tcPr>
-          <w:p>
-            <w:pPr>
-              <w:spacing w:before="0" w:after="0" w:line="240" w:lineRule="auto"/>
-            </w:pPr>
-            <w:r>
-              <w:rPr>
-                <w:rFonts w:ascii="Arial" w:hAnsi="Arial" w:cs="Arial" w:eastAsia="Arial"/>
-                <w:color w:val="1A1A1A"/>
-                <w:sz w:val="24"/>
-                <w:szCs w:val="24"/>
+                <w:sz w:val="20"/>
+                <w:szCs w:val="20"/>
               </w:rPr>
               <w:t xml:space="preserve">□</w:t>
             </w:r>
@@ -4037,7 +4059,7 @@
     <w:sectPr>
       <w:footerReference w:type="default" r:id="rIdFooter1"/>
       <w:pgSz w:w="12240" w:h="15840"/>
-      <w:pgMar w:top="893" w:right="1224" w:bottom="835" w:left="1512" w:header="432" w:footer="432" w:gutter="0"/>
+      <w:pgMar w:top="780" w:right="1224" w:bottom="760" w:left="1512" w:header="432" w:footer="432" w:gutter="0"/>
       <w:cols w:space="720"/>
     </w:sectPr>
   </w:body>
@@ -4117,7 +4139,106 @@
               <w:sz w:val="15"/>
               <w:szCs w:val="15"/>
             </w:rPr>
-            <w:t xml:space="preserve">Lesson 8-4  ·  Session 1  ·  Prerequisite Practice A</w:t>
+            <w:t xml:space="preserve">8-4 · Page </w:t>
+          </w:r>
+          <w:r>
+            <w:rPr>
+              <w:rFonts w:ascii="Avenir Next" w:hAnsi="Avenir Next" w:cs="Avenir Next" w:eastAsia="Avenir Next"/>
+              <w:color w:val="5A5F66"/>
+              <w:sz w:val="15"/>
+              <w:szCs w:val="15"/>
+            </w:rPr>
+            <w:fldChar w:fldCharType="begin"/>
+          </w:r>
+          <w:r>
+            <w:rPr>
+              <w:rFonts w:ascii="Avenir Next" w:hAnsi="Avenir Next" w:cs="Avenir Next" w:eastAsia="Avenir Next"/>
+              <w:color w:val="5A5F66"/>
+              <w:sz w:val="15"/>
+              <w:szCs w:val="15"/>
+            </w:rPr>
+            <w:instrText xml:space="preserve"> PAGE </w:instrText>
+          </w:r>
+          <w:r>
+            <w:rPr>
+              <w:rFonts w:ascii="Avenir Next" w:hAnsi="Avenir Next" w:cs="Avenir Next" w:eastAsia="Avenir Next"/>
+              <w:color w:val="5A5F66"/>
+              <w:sz w:val="15"/>
+              <w:szCs w:val="15"/>
+            </w:rPr>
+            <w:fldChar w:fldCharType="separate"/>
+          </w:r>
+          <w:r>
+            <w:rPr>
+              <w:rFonts w:ascii="Avenir Next" w:hAnsi="Avenir Next" w:cs="Avenir Next" w:eastAsia="Avenir Next"/>
+              <w:color w:val="5A5F66"/>
+              <w:sz w:val="15"/>
+              <w:szCs w:val="15"/>
+            </w:rPr>
+            <w:t xml:space="preserve">1</w:t>
+          </w:r>
+          <w:r>
+            <w:rPr>
+              <w:rFonts w:ascii="Avenir Next" w:hAnsi="Avenir Next" w:cs="Avenir Next" w:eastAsia="Avenir Next"/>
+              <w:color w:val="5A5F66"/>
+              <w:sz w:val="15"/>
+              <w:szCs w:val="15"/>
+            </w:rPr>
+            <w:fldChar w:fldCharType="end"/>
+          </w:r>
+          <w:r>
+            <w:rPr>
+              <w:rFonts w:ascii="Avenir Next" w:hAnsi="Avenir Next" w:cs="Avenir Next" w:eastAsia="Avenir Next"/>
+              <w:color w:val="5A5F66"/>
+              <w:sz w:val="15"/>
+              <w:szCs w:val="15"/>
+            </w:rPr>
+            <w:t xml:space="preserve"> of </w:t>
+          </w:r>
+          <w:r>
+            <w:rPr>
+              <w:rFonts w:ascii="Avenir Next" w:hAnsi="Avenir Next" w:cs="Avenir Next" w:eastAsia="Avenir Next"/>
+              <w:color w:val="5A5F66"/>
+              <w:sz w:val="15"/>
+              <w:szCs w:val="15"/>
+            </w:rPr>
+            <w:fldChar w:fldCharType="begin"/>
+          </w:r>
+          <w:r>
+            <w:rPr>
+              <w:rFonts w:ascii="Avenir Next" w:hAnsi="Avenir Next" w:cs="Avenir Next" w:eastAsia="Avenir Next"/>
+              <w:color w:val="5A5F66"/>
+              <w:sz w:val="15"/>
+              <w:szCs w:val="15"/>
+            </w:rPr>
+            <w:instrText xml:space="preserve"> NUMPAGES </w:instrText>
+          </w:r>
+          <w:r>
+            <w:rPr>
+              <w:rFonts w:ascii="Avenir Next" w:hAnsi="Avenir Next" w:cs="Avenir Next" w:eastAsia="Avenir Next"/>
+              <w:color w:val="5A5F66"/>
+              <w:sz w:val="15"/>
+              <w:szCs w:val="15"/>
+            </w:rPr>
+            <w:fldChar w:fldCharType="separate"/>
+          </w:r>
+          <w:r>
+            <w:rPr>
+              <w:rFonts w:ascii="Avenir Next" w:hAnsi="Avenir Next" w:cs="Avenir Next" w:eastAsia="Avenir Next"/>
+              <w:color w:val="5A5F66"/>
+              <w:sz w:val="15"/>
+              <w:szCs w:val="15"/>
+            </w:rPr>
+            <w:t xml:space="preserve">1</w:t>
+          </w:r>
+          <w:r>
+            <w:rPr>
+              <w:rFonts w:ascii="Avenir Next" w:hAnsi="Avenir Next" w:cs="Avenir Next" w:eastAsia="Avenir Next"/>
+              <w:color w:val="5A5F66"/>
+              <w:sz w:val="15"/>
+              <w:szCs w:val="15"/>
+            </w:rPr>
+            <w:fldChar w:fldCharType="end"/>
           </w:r>
         </w:p>
       </w:tc>
@@ -4160,5 +4281,23 @@
       </w:tblCellMar>
     </w:tblPr>
   </w:style>
+  <w:style w:type="paragraph" w:styleId="Heading1">
+    <w:name w:val="heading 1"/>
+    <w:basedOn w:val="Normal"/>
+    <w:pPr>
+      <w:outlineLvl w:val="0"/>
+      <w:keepNext w:val="0"/>
+      <w:keepLines w:val="0"/>
+    </w:pPr>
+  </w:style>
+  <w:style w:type="paragraph" w:styleId="Heading2">
+    <w:name w:val="heading 2"/>
+    <w:basedOn w:val="Normal"/>
+    <w:pPr>
+      <w:outlineLvl w:val="1"/>
+      <w:keepNext w:val="0"/>
+      <w:keepLines w:val="0"/>
+    </w:pPr>
+  </w:style>
 </w:styles>
 </file>